--- a/documents/demo-scripts/01_Infrastructure_Data_Sources.docx
+++ b/documents/demo-scripts/01_Infrastructure_Data_Sources.docx
@@ -554,9 +554,207 @@
           <w:sz w:val="26"/>
           <w:szCs w:val="26"/>
         </w:rPr>
+        <w:t xml:space="preserve">Demo Methodology: Tell → Show → Tell</w:t>
+      </w:r>
+    </w:p>
+    <w:tbl>
+      <w:tblPr>
+        <w:tblW w:type="pct" w:w="100%"/>
+        <w:tblBorders>
+          <w:top w:val="single" w:color="auto" w:sz="4"/>
+          <w:left w:val="single" w:color="auto" w:sz="4"/>
+          <w:bottom w:val="single" w:color="auto" w:sz="4"/>
+          <w:right w:val="single" w:color="auto" w:sz="4"/>
+          <w:insideH w:val="single" w:color="auto" w:sz="4"/>
+          <w:insideV w:val="single" w:color="auto" w:sz="4"/>
+        </w:tblBorders>
+      </w:tblPr>
+      <w:tblGrid>
+        <w:gridCol w:w="100"/>
+        <w:gridCol w:w="100"/>
+      </w:tblGrid>
+      <w:tr>
+        <w:tc>
+          <w:tcPr>
+            <w:tcW w:type="pct" w:w="2%"/>
+            <w:tcBorders>
+              <w:top w:val="none"/>
+              <w:left w:val="none"/>
+              <w:bottom w:val="none"/>
+              <w:right w:val="none"/>
+            </w:tcBorders>
+            <w:shd w:color="19416C" w:val="solid"/>
+          </w:tcPr>
+          <w:p>
+            <w:pPr>
+              <w:spacing w:after="0"/>
+            </w:pPr>
+            <w:r>
+              <w:rPr>
+                <w:sz w:val="10"/>
+                <w:szCs w:val="10"/>
+              </w:rPr>
+              <w:t xml:space="preserve"> </w:t>
+            </w:r>
+          </w:p>
+        </w:tc>
+        <w:tc>
+          <w:tcPr>
+            <w:tcW w:type="pct" w:w="98%"/>
+            <w:shd w:color="E3EAF3" w:val="solid"/>
+            <w:tcMar>
+              <w:top w:type="dxa" w:w="60"/>
+              <w:left w:type="dxa" w:w="120"/>
+              <w:bottom w:type="dxa" w:w="60"/>
+              <w:right w:type="dxa" w:w="120"/>
+            </w:tcMar>
+          </w:tcPr>
+          <w:p>
+            <w:pPr>
+              <w:spacing w:after="40"/>
+            </w:pPr>
+            <w:r>
+              <w:rPr>
+                <w:rFonts w:ascii="Inter" w:cs="Inter" w:eastAsia="Inter" w:hAnsi="Inter"/>
+                <w:b/>
+                <w:bCs/>
+                <w:color w:val="19416C"/>
+                <w:sz w:val="18"/>
+                <w:szCs w:val="18"/>
+              </w:rPr>
+              <w:t xml:space="preserve">Limbic Opening  (Problem/Consequence)</w:t>
+            </w:r>
+          </w:p>
+          <w:p>
+            <w:pPr>
+              <w:spacing w:after="0"/>
+            </w:pPr>
+            <w:r>
+              <w:rPr>
+                <w:rFonts w:ascii="Inter" w:cs="Inter" w:eastAsia="Inter" w:hAnsi="Inter"/>
+                <w:i/>
+                <w:iCs/>
+                <w:color w:val="454659"/>
+                <w:sz w:val="20"/>
+                <w:szCs w:val="20"/>
+              </w:rPr>
+              <w:t xml:space="preserve">It's Monday morning. Henrik Jansen gets a call: 200 orders shipped over the weekend are wrong. The WMS said the inventory was there — it wasn't. Phantom inventory. $48 million a year in write-offs, and nobody knew until customers started calling. What if he could have seen the discrepancy before those orders shipped?</w:t>
+            </w:r>
+          </w:p>
+        </w:tc>
+      </w:tr>
+    </w:tbl>
+    <w:p>
+      <w:pPr>
+        <w:spacing w:after="80" w:before="80"/>
+      </w:pPr>
+      <w:r>
+        <w:rPr>
+          <w:rFonts w:ascii="Inter" w:cs="Inter" w:eastAsia="Inter" w:hAnsi="Inter"/>
+          <w:b/>
+          <w:bCs/>
+          <w:color w:val="10CFC9"/>
+          <w:sz w:val="20"/>
+          <w:szCs w:val="20"/>
+        </w:rPr>
+        <w:t xml:space="preserve">Ask the audience: </w:t>
+      </w:r>
+      <w:r>
+        <w:rPr>
+          <w:rFonts w:ascii="Inter" w:cs="Inter" w:eastAsia="Inter" w:hAnsi="Inter"/>
+          <w:i/>
+          <w:iCs/>
+          <w:color w:val="454659"/>
+          <w:sz w:val="20"/>
+          <w:szCs w:val="20"/>
+        </w:rPr>
+        <w:t xml:space="preserve">"How does your team currently know when inventory data doesn't match reality?"</w:t>
+      </w:r>
+    </w:p>
+    <w:p>
+      <w:pPr>
+        <w:spacing w:after="120" w:before="280"/>
+      </w:pPr>
+      <w:r>
+        <w:rPr>
+          <w:rFonts w:ascii="Inter" w:cs="Inter" w:eastAsia="Inter" w:hAnsi="Inter"/>
+          <w:b/>
+          <w:bCs/>
+          <w:color w:val="006580"/>
+          <w:sz w:val="26"/>
+          <w:szCs w:val="26"/>
+        </w:rPr>
         <w:t xml:space="preserve">Demo Walk-Through</w:t>
       </w:r>
     </w:p>
+    <w:tbl>
+      <w:tblPr>
+        <w:tblW w:type="pct" w:w="100%"/>
+        <w:tblBorders>
+          <w:top w:val="single" w:color="auto" w:sz="4"/>
+          <w:left w:val="single" w:color="auto" w:sz="4"/>
+          <w:bottom w:val="single" w:color="auto" w:sz="4"/>
+          <w:right w:val="single" w:color="auto" w:sz="4"/>
+          <w:insideH w:val="single" w:color="auto" w:sz="4"/>
+          <w:insideV w:val="single" w:color="auto" w:sz="4"/>
+        </w:tblBorders>
+      </w:tblPr>
+      <w:tblGrid>
+        <w:gridCol w:w="100"/>
+      </w:tblGrid>
+      <w:tr>
+        <w:tc>
+          <w:tcPr>
+            <w:tcW w:type="pct" w:w="100%"/>
+            <w:tcBorders>
+              <w:top w:val="single" w:color="006580" w:sz="1"/>
+              <w:left w:val="single" w:color="006580" w:sz="6"/>
+              <w:bottom w:val="single" w:color="006580" w:sz="1"/>
+              <w:right w:val="none"/>
+            </w:tcBorders>
+            <w:shd w:color="E0F2F5" w:val="solid"/>
+            <w:tcMar>
+              <w:top w:type="dxa" w:w="40"/>
+              <w:left w:type="dxa" w:w="120"/>
+              <w:bottom w:type="dxa" w:w="40"/>
+              <w:right w:type="dxa" w:w="120"/>
+            </w:tcMar>
+          </w:tcPr>
+          <w:p>
+            <w:pPr>
+              <w:spacing w:after="30"/>
+            </w:pPr>
+            <w:r>
+              <w:rPr>
+                <w:rFonts w:ascii="Inter" w:cs="Inter" w:eastAsia="Inter" w:hAnsi="Inter"/>
+                <w:b/>
+                <w:bCs/>
+                <w:color w:val="006580"/>
+                <w:sz w:val="16"/>
+                <w:szCs w:val="16"/>
+              </w:rPr>
+              <w:t xml:space="preserve">TELL (before showing)</w:t>
+            </w:r>
+          </w:p>
+          <w:p>
+            <w:pPr>
+              <w:spacing w:after="0"/>
+            </w:pPr>
+            <w:r>
+              <w:rPr>
+                <w:rFonts w:ascii="Inter" w:cs="Inter" w:eastAsia="Inter" w:hAnsi="Inter"/>
+                <w:i/>
+                <w:iCs/>
+                <w:color w:val="454659"/>
+                <w:sz w:val="18"/>
+                <w:szCs w:val="18"/>
+              </w:rPr>
+              <w:t xml:space="preserve">Before showing the infrastructure, set context: MCG has three completely independent data systems — a warehouse database, IoT sensors on trucks, and a CRM. None of them talk to each other. That's the starting point. Now let me show you where this data lives.</w:t>
+            </w:r>
+          </w:p>
+        </w:tc>
+      </w:tr>
+    </w:tbl>
     <w:p>
       <w:pPr>
         <w:spacing w:after="100" w:before="200"/>
@@ -1799,6 +1997,155 @@
         </w:tc>
       </w:tr>
     </w:tbl>
+    <w:tbl>
+      <w:tblPr>
+        <w:tblW w:type="pct" w:w="100%"/>
+        <w:tblBorders>
+          <w:top w:val="single" w:color="auto" w:sz="4"/>
+          <w:left w:val="single" w:color="auto" w:sz="4"/>
+          <w:bottom w:val="single" w:color="auto" w:sz="4"/>
+          <w:right w:val="single" w:color="auto" w:sz="4"/>
+          <w:insideH w:val="single" w:color="auto" w:sz="4"/>
+          <w:insideV w:val="single" w:color="auto" w:sz="4"/>
+        </w:tblBorders>
+      </w:tblPr>
+      <w:tblGrid>
+        <w:gridCol w:w="100"/>
+      </w:tblGrid>
+      <w:tr>
+        <w:tc>
+          <w:tcPr>
+            <w:tcW w:type="pct" w:w="100%"/>
+            <w:tcBorders>
+              <w:top w:val="single" w:color="009845" w:sz="1"/>
+              <w:left w:val="single" w:color="009845" w:sz="6"/>
+              <w:bottom w:val="single" w:color="009845" w:sz="1"/>
+              <w:right w:val="none"/>
+            </w:tcBorders>
+            <w:shd w:color="E0F5EA" w:val="solid"/>
+            <w:tcMar>
+              <w:top w:type="dxa" w:w="40"/>
+              <w:left w:type="dxa" w:w="120"/>
+              <w:bottom w:type="dxa" w:w="40"/>
+              <w:right w:type="dxa" w:w="120"/>
+            </w:tcMar>
+          </w:tcPr>
+          <w:p>
+            <w:pPr>
+              <w:spacing w:after="30"/>
+            </w:pPr>
+            <w:r>
+              <w:rPr>
+                <w:rFonts w:ascii="Inter" w:cs="Inter" w:eastAsia="Inter" w:hAnsi="Inter"/>
+                <w:b/>
+                <w:bCs/>
+                <w:color w:val="009845"/>
+                <w:sz w:val="16"/>
+                <w:szCs w:val="16"/>
+              </w:rPr>
+              <w:t xml:space="preserve">TELL (after showing)</w:t>
+            </w:r>
+          </w:p>
+          <w:p>
+            <w:pPr>
+              <w:spacing w:after="0"/>
+            </w:pPr>
+            <w:r>
+              <w:rPr>
+                <w:rFonts w:ascii="Inter" w:cs="Inter" w:eastAsia="Inter" w:hAnsi="Inter"/>
+                <w:i/>
+                <w:iCs/>
+                <w:color w:val="454659"/>
+                <w:sz w:val="18"/>
+                <w:szCs w:val="18"/>
+              </w:rPr>
+              <w:t xml:space="preserve">So what you just saw are three real data sources — a warehouse database, IoT cold-chain sensors, and a CRM — all generating data with real-world quality problems baked in. This is not sanitized demo data. This is how supply chain data actually looks.</w:t>
+            </w:r>
+          </w:p>
+        </w:tc>
+      </w:tr>
+    </w:tbl>
+    <w:p>
+      <w:pPr>
+        <w:spacing w:after="80" w:before="80"/>
+      </w:pPr>
+      <w:r>
+        <w:rPr>
+          <w:rFonts w:ascii="Inter" w:cs="Inter" w:eastAsia="Inter" w:hAnsi="Inter"/>
+          <w:b/>
+          <w:bCs/>
+          <w:color w:val="10CFC9"/>
+          <w:sz w:val="20"/>
+          <w:szCs w:val="20"/>
+        </w:rPr>
+        <w:t xml:space="preserve">Ask the audience: </w:t>
+      </w:r>
+      <w:r>
+        <w:rPr>
+          <w:rFonts w:ascii="Inter" w:cs="Inter" w:eastAsia="Inter" w:hAnsi="Inter"/>
+          <w:i/>
+          <w:iCs/>
+          <w:color w:val="454659"/>
+          <w:sz w:val="20"/>
+          <w:szCs w:val="20"/>
+        </w:rPr>
+        <w:t xml:space="preserve">"Does this feel familiar? How many disconnected data sources does your team deal with today?"</w:t>
+      </w:r>
+    </w:p>
+    <w:p>
+      <w:pPr>
+        <w:spacing w:after="100" w:before="60"/>
+      </w:pPr>
+      <w:r>
+        <w:rPr>
+          <w:rFonts w:ascii="Inter" w:cs="Inter" w:eastAsia="Inter" w:hAnsi="Inter"/>
+          <w:color w:val="454659"/>
+          <w:sz w:val="20"/>
+          <w:szCs w:val="20"/>
+        </w:rPr>
+        <w:t xml:space="preserve">Ingest data from three independent systems in real-time</w:t>
+      </w:r>
+      <w:r>
+        <w:rPr>
+          <w:rFonts w:ascii="Inter" w:cs="Inter" w:eastAsia="Inter" w:hAnsi="Inter"/>
+          <w:b/>
+          <w:bCs/>
+          <w:color w:val="009845"/>
+          <w:sz w:val="20"/>
+          <w:szCs w:val="20"/>
+        </w:rPr>
+        <w:t xml:space="preserve">  →  so you can  </w:t>
+      </w:r>
+      <w:r>
+        <w:rPr>
+          <w:rFonts w:ascii="Inter" w:cs="Inter" w:eastAsia="Inter" w:hAnsi="Inter"/>
+          <w:color w:val="454659"/>
+          <w:sz w:val="20"/>
+          <w:szCs w:val="20"/>
+        </w:rPr>
+        <w:t xml:space="preserve">see the complete supply chain picture in one place</w:t>
+      </w:r>
+      <w:r>
+        <w:rPr>
+          <w:rFonts w:ascii="Inter" w:cs="Inter" w:eastAsia="Inter" w:hAnsi="Inter"/>
+          <w:b/>
+          <w:bCs/>
+          <w:color w:val="009845"/>
+          <w:sz w:val="20"/>
+          <w:szCs w:val="20"/>
+        </w:rPr>
+        <w:t xml:space="preserve">  →  so you can  </w:t>
+      </w:r>
+      <w:r>
+        <w:rPr>
+          <w:rFonts w:ascii="Inter" w:cs="Inter" w:eastAsia="Inter" w:hAnsi="Inter"/>
+          <w:color w:val="454659"/>
+          <w:sz w:val="20"/>
+          <w:szCs w:val="20"/>
+        </w:rPr>
+        <w:t xml:space="preserve">catch problems like phantom inventory before they cost $48M</w:t>
+      </w:r>
+    </w:p>
     <w:p>
       <w:pPr>
         <w:spacing w:after="120" w:before="280"/>

--- a/documents/demo-scripts/01_Infrastructure_Data_Sources.docx
+++ b/documents/demo-scripts/01_Infrastructure_Data_Sources.docx
@@ -965,7 +965,7 @@
           <w:sz w:val="21"/>
           <w:szCs w:val="21"/>
         </w:rPr>
-        <w:t xml:space="preserve">Verify 3 tables created: inventory_positions (~8,000 rows), warehouse_events (~15,000), shipments (~3,000)</w:t>
+        <w:t xml:space="preserve">Verify 3 tables created: inventory_positions (~5,000 rows), warehouse_events (~20,000), shipments (~8,000)</w:t>
       </w:r>
     </w:p>
     <w:p>
@@ -1709,7 +1709,7 @@
                 <w:sz w:val="20"/>
                 <w:szCs w:val="20"/>
               </w:rPr>
-              <w:t xml:space="preserve">Talking point: The IoT simulator intentionally mixes Fahrenheit and Celsius readings (5% of messages), sends bare timestamps without timezone info (3%), and creates GPS blackouts for Lagos shipments (2%). These are the real data quality nightmares IoT teams face.</w:t>
+              <w:t xml:space="preserve">Talking point: The IoT simulator intentionally mixes Fahrenheit and Celsius readings (8% of sensors), sends bare timestamps without timezone info (3%), and creates GPS blackouts for Lagos shipments (2%). These are the real data quality nightmares IoT teams face.</w:t>
             </w:r>
           </w:p>
         </w:tc>

--- a/documents/demo-scripts/01_Infrastructure_Data_Sources.docx
+++ b/documents/demo-scripts/01_Infrastructure_Data_Sources.docx
@@ -824,7 +824,7 @@
           <w:sz w:val="21"/>
           <w:szCs w:val="21"/>
         </w:rPr>
-        <w:t xml:space="preserve">Verify database mcg_wms exists with user qlik_reader</w:t>
+        <w:t xml:space="preserve">Verify database mcg_wms exists with user mcg_admin</w:t>
       </w:r>
     </w:p>
     <w:p>
@@ -852,7 +852,7 @@
           <w:sz w:val="21"/>
           <w:szCs w:val="21"/>
         </w:rPr>
-        <w:t xml:space="preserve">Run the simulator to seed initial data:</w:t>
+        <w:t xml:space="preserve">Run the simulator to create schema and seed initial data:</w:t>
       </w:r>
     </w:p>
     <w:tbl>
@@ -934,7 +934,7 @@
                 <w:sz w:val="20"/>
                 <w:szCs w:val="20"/>
               </w:rPr>
-              <w:t xml:space="preserve">python simulators/postgres_simulator.py --host localhost --port 5432 --database mcg_wms --user qlik_reader --password &lt;pw&gt; --mode seed</w:t>
+              <w:t xml:space="preserve">python simulators/postgres_simulator.py --host localhost --port 5432 --db mcg_wms --user mcg_admin --password mcg_demo_2025 --setup-only</w:t>
             </w:r>
           </w:p>
         </w:tc>
@@ -993,7 +993,7 @@
           <w:sz w:val="21"/>
           <w:szCs w:val="21"/>
         </w:rPr>
-        <w:t xml:space="preserve">Start continuous mode for live CDC during demo:</w:t>
+        <w:t xml:space="preserve">Start continuous simulation for live CDC during demo (runs until Ctrl+C):</w:t>
       </w:r>
     </w:p>
     <w:tbl>
@@ -1075,7 +1075,7 @@
                 <w:sz w:val="20"/>
                 <w:szCs w:val="20"/>
               </w:rPr>
-              <w:t xml:space="preserve">python simulators/postgres_simulator.py --host localhost --port 5432 --database mcg_wms --user qlik_reader --password &lt;pw&gt; --mode continuous</w:t>
+              <w:t xml:space="preserve">python simulators/postgres_simulator.py --host localhost --port 5432 --db mcg_wms --user mcg_admin --password mcg_demo_2025</w:t>
             </w:r>
           </w:p>
         </w:tc>
@@ -2523,7 +2523,7 @@
                 <w:sz w:val="19"/>
                 <w:szCs w:val="19"/>
               </w:rPr>
-              <w:t xml:space="preserve">Verify with: psql -h localhost -U qlik_reader -d mcg_wms</w:t>
+              <w:t xml:space="preserve">Verify with: psql -h localhost -U mcg_admin -d mcg_wms</w:t>
             </w:r>
           </w:p>
         </w:tc>

--- a/documents/demo-scripts/01_Infrastructure_Data_Sources.docx
+++ b/documents/demo-scripts/01_Infrastructure_Data_Sources.docx
@@ -638,7 +638,7 @@
                 <w:sz w:val="20"/>
                 <w:szCs w:val="20"/>
               </w:rPr>
-              <w:t xml:space="preserve">It's Monday morning. Henrik Jansen gets a call: 200 orders shipped over the weekend are wrong. The WMS said the inventory was there — it wasn't. Phantom inventory. $48 million a year in write-offs, and nobody knew until customers started calling. What if he could have seen the discrepancy before those orders shipped?</w:t>
+              <w:t xml:space="preserve">It's Monday morning. Henrik Jansen gets a call: 200 orders shipped over the weekend are wrong. The WMS said the inventory was there — it wasn't. Phantom inventory. $41 million a year in write-offs, and nobody knew until customers started calling. What if he could have seen the discrepancy before those orders shipped?</w:t>
             </w:r>
           </w:p>
         </w:tc>
@@ -2143,7 +2143,7 @@
           <w:sz w:val="20"/>
           <w:szCs w:val="20"/>
         </w:rPr>
-        <w:t xml:space="preserve">catch problems like phantom inventory before they cost $48M</w:t>
+        <w:t xml:space="preserve">catch problems like phantom inventory before they cost $41M</w:t>
       </w:r>
     </w:p>
     <w:p>

--- a/documents/demo-scripts/01_Infrastructure_Data_Sources.docx
+++ b/documents/demo-scripts/01_Infrastructure_Data_Sources.docx
@@ -638,7 +638,7 @@
                 <w:sz w:val="20"/>
                 <w:szCs w:val="20"/>
               </w:rPr>
-              <w:t xml:space="preserve">It's Monday morning. Henrik Jansen gets a call: 200 orders shipped over the weekend are wrong. The WMS said the inventory was there — it wasn't. Phantom inventory. $41 million a year in write-offs, and nobody knew until customers started calling. What if he could have seen the discrepancy before those orders shipped?</w:t>
+              <w:t xml:space="preserve">It's Monday morning. Henrik Jansen gets a call: 200 orders shipped over the weekend are wrong. The WMS said the inventory was there — it wasn't. Phantom inventory. $48 million a year in write-offs, and nobody knew until customers started calling. What if he could have seen the discrepancy before those orders shipped?</w:t>
             </w:r>
           </w:p>
         </w:tc>
@@ -2143,7 +2143,7 @@
           <w:sz w:val="20"/>
           <w:szCs w:val="20"/>
         </w:rPr>
-        <w:t xml:space="preserve">catch problems like phantom inventory before they cost $41M</w:t>
+        <w:t xml:space="preserve">catch problems like phantom inventory before they cost $48M</w:t>
       </w:r>
     </w:p>
     <w:p>

--- a/documents/demo-scripts/01_Infrastructure_Data_Sources.docx
+++ b/documents/demo-scripts/01_Infrastructure_Data_Sources.docx
@@ -262,6 +262,52 @@
         </w:tc>
       </w:tr>
     </w:tbl>
+    <w:p>
+      <w:pPr>
+        <w:spacing w:after="120"/>
+        <w:jc w:val="left"/>
+      </w:pPr>
+      <w:r>
+        <w:rPr>
+          <w:rFonts w:ascii="Inter" w:cs="Inter" w:eastAsia="Inter" w:hAnsi="Inter"/>
+          <w:b w:val="false"/>
+          <w:bCs w:val="false"/>
+          <w:i/>
+          <w:iCs/>
+          <w:color w:val="006580"/>
+          <w:sz w:val="21"/>
+          <w:szCs w:val="21"/>
+        </w:rPr>
+        <w:t xml:space="preserve">This is Module 1 of the Project Qlarity demo walkthrough — the end-to-end story of MCG's unified Qlik data-platform initiative (Connected Logistics, Analytics, and Real-time Intelligence Technology). Each module maps to a Project Qlarity phase and to the data-quality nightmares it eliminates.</w:t>
+      </w:r>
+    </w:p>
+    <w:p>
+      <w:pPr>
+        <w:spacing w:after="120" w:before="80"/>
+      </w:pPr>
+      <w:r>
+        <w:rPr>
+          <w:rFonts w:ascii="Inter" w:cs="Inter" w:eastAsia="Inter" w:hAnsi="Inter"/>
+          <w:b/>
+          <w:bCs/>
+          <w:color w:val="006580"/>
+          <w:sz w:val="20"/>
+          <w:szCs w:val="20"/>
+        </w:rPr>
+        <w:t xml:space="preserve">Project Qlarity context:  </w:t>
+      </w:r>
+      <w:r>
+        <w:rPr>
+          <w:rFonts w:ascii="Inter" w:cs="Inter" w:eastAsia="Inter" w:hAnsi="Inter"/>
+          <w:i/>
+          <w:iCs/>
+          <w:color w:val="454659"/>
+          <w:sz w:val="20"/>
+          <w:szCs w:val="20"/>
+        </w:rPr>
+        <w:t xml:space="preserve">Project Qlarity Phase 1 (Foundation) — the three independent sources are exactly the systems Qlarity unifies; their baked-in quality problems are the origin of all Seven Data Quality Nightmares.</w:t>
+      </w:r>
+    </w:p>
     <w:p>
       <w:pPr>
         <w:spacing w:after="120" w:before="280"/>
@@ -3001,7 +3047,7 @@
         <w:sz w:val="18"/>
         <w:szCs w:val="18"/>
       </w:rPr>
-      <w:t xml:space="preserve">DEMO SCRIPT — Module 1</w:t>
+      <w:t xml:space="preserve">Project Qlarity Demo Walkthrough — Module 1</w:t>
     </w:r>
   </w:p>
 </w:hdr>

--- a/documents/demo-scripts/01_Infrastructure_Data_Sources.docx
+++ b/documents/demo-scripts/01_Infrastructure_Data_Sources.docx
@@ -84,7 +84,7 @@
             <w:r>
               <w:rPr>
                 <w:rFonts w:ascii="Inter" w:cs="Inter" w:eastAsia="Inter" w:hAnsi="Inter"/>
-                <w:color w:val="454659"/>
+                <w:color w:val="54565A"/>
                 <w:sz w:val="20"/>
                 <w:szCs w:val="20"/>
               </w:rPr>
@@ -140,7 +140,7 @@
             <w:r>
               <w:rPr>
                 <w:rFonts w:ascii="Inter" w:cs="Inter" w:eastAsia="Inter" w:hAnsi="Inter"/>
-                <w:color w:val="454659"/>
+                <w:color w:val="54565A"/>
                 <w:sz w:val="20"/>
                 <w:szCs w:val="20"/>
               </w:rPr>
@@ -196,7 +196,7 @@
             <w:r>
               <w:rPr>
                 <w:rFonts w:ascii="Inter" w:cs="Inter" w:eastAsia="Inter" w:hAnsi="Inter"/>
-                <w:color w:val="454659"/>
+                <w:color w:val="54565A"/>
                 <w:sz w:val="20"/>
                 <w:szCs w:val="20"/>
               </w:rPr>
@@ -252,7 +252,7 @@
             <w:r>
               <w:rPr>
                 <w:rFonts w:ascii="Inter" w:cs="Inter" w:eastAsia="Inter" w:hAnsi="Inter"/>
-                <w:color w:val="454659"/>
+                <w:color w:val="54565A"/>
                 <w:sz w:val="20"/>
                 <w:szCs w:val="20"/>
               </w:rPr>
@@ -301,7 +301,7 @@
           <w:rFonts w:ascii="Inter" w:cs="Inter" w:eastAsia="Inter" w:hAnsi="Inter"/>
           <w:i/>
           <w:iCs/>
-          <w:color w:val="454659"/>
+          <w:color w:val="54565A"/>
           <w:sz w:val="20"/>
           <w:szCs w:val="20"/>
         </w:rPr>
@@ -336,7 +336,7 @@
           <w:bCs w:val="false"/>
           <w:i w:val="false"/>
           <w:iCs w:val="false"/>
-          <w:color w:val="454659"/>
+          <w:color w:val="54565A"/>
           <w:sz w:val="21"/>
           <w:szCs w:val="21"/>
         </w:rPr>
@@ -402,7 +402,7 @@
             <w:r>
               <w:rPr>
                 <w:rFonts w:ascii="Inter" w:cs="Inter" w:eastAsia="Inter" w:hAnsi="Inter"/>
-                <w:color w:val="454659"/>
+                <w:color w:val="54565A"/>
                 <w:sz w:val="20"/>
                 <w:szCs w:val="20"/>
               </w:rPr>
@@ -440,7 +440,7 @@
           <w:bCs w:val="false"/>
           <w:i w:val="false"/>
           <w:iCs w:val="false"/>
-          <w:color w:val="454659"/>
+          <w:color w:val="54565A"/>
           <w:sz w:val="21"/>
           <w:szCs w:val="21"/>
         </w:rPr>
@@ -468,7 +468,7 @@
           <w:rFonts w:ascii="Inter" w:cs="Inter" w:eastAsia="Inter" w:hAnsi="Inter"/>
           <w:b w:val="false"/>
           <w:bCs w:val="false"/>
-          <w:color w:val="454659"/>
+          <w:color w:val="54565A"/>
           <w:sz w:val="21"/>
           <w:szCs w:val="21"/>
         </w:rPr>
@@ -496,7 +496,7 @@
           <w:rFonts w:ascii="Inter" w:cs="Inter" w:eastAsia="Inter" w:hAnsi="Inter"/>
           <w:b w:val="false"/>
           <w:bCs w:val="false"/>
-          <w:color w:val="454659"/>
+          <w:color w:val="54565A"/>
           <w:sz w:val="21"/>
           <w:szCs w:val="21"/>
         </w:rPr>
@@ -524,7 +524,7 @@
           <w:rFonts w:ascii="Inter" w:cs="Inter" w:eastAsia="Inter" w:hAnsi="Inter"/>
           <w:b w:val="false"/>
           <w:bCs w:val="false"/>
-          <w:color w:val="454659"/>
+          <w:color w:val="54565A"/>
           <w:sz w:val="21"/>
           <w:szCs w:val="21"/>
         </w:rPr>
@@ -552,7 +552,7 @@
           <w:rFonts w:ascii="Inter" w:cs="Inter" w:eastAsia="Inter" w:hAnsi="Inter"/>
           <w:b w:val="false"/>
           <w:bCs w:val="false"/>
-          <w:color w:val="454659"/>
+          <w:color w:val="54565A"/>
           <w:sz w:val="21"/>
           <w:szCs w:val="21"/>
         </w:rPr>
@@ -580,7 +580,7 @@
           <w:rFonts w:ascii="Inter" w:cs="Inter" w:eastAsia="Inter" w:hAnsi="Inter"/>
           <w:b w:val="false"/>
           <w:bCs w:val="false"/>
-          <w:color w:val="454659"/>
+          <w:color w:val="54565A"/>
           <w:sz w:val="21"/>
           <w:szCs w:val="21"/>
         </w:rPr>
@@ -680,7 +680,7 @@
                 <w:rFonts w:ascii="Inter" w:cs="Inter" w:eastAsia="Inter" w:hAnsi="Inter"/>
                 <w:i/>
                 <w:iCs/>
-                <w:color w:val="454659"/>
+                <w:color w:val="54565A"/>
                 <w:sz w:val="20"/>
                 <w:szCs w:val="20"/>
               </w:rPr>
@@ -710,7 +710,7 @@
           <w:rFonts w:ascii="Inter" w:cs="Inter" w:eastAsia="Inter" w:hAnsi="Inter"/>
           <w:i/>
           <w:iCs/>
-          <w:color w:val="454659"/>
+          <w:color w:val="54565A"/>
           <w:sz w:val="20"/>
           <w:szCs w:val="20"/>
         </w:rPr>
@@ -791,7 +791,7 @@
                 <w:rFonts w:ascii="Inter" w:cs="Inter" w:eastAsia="Inter" w:hAnsi="Inter"/>
                 <w:i/>
                 <w:iCs/>
-                <w:color w:val="454659"/>
+                <w:color w:val="54565A"/>
                 <w:sz w:val="18"/>
                 <w:szCs w:val="18"/>
               </w:rPr>
@@ -838,7 +838,7 @@
           <w:rFonts w:ascii="Inter" w:cs="Inter" w:eastAsia="Inter" w:hAnsi="Inter"/>
           <w:b w:val="false"/>
           <w:bCs w:val="false"/>
-          <w:color w:val="454659"/>
+          <w:color w:val="54565A"/>
           <w:sz w:val="21"/>
           <w:szCs w:val="21"/>
         </w:rPr>
@@ -866,7 +866,7 @@
           <w:rFonts w:ascii="Inter" w:cs="Inter" w:eastAsia="Inter" w:hAnsi="Inter"/>
           <w:b w:val="false"/>
           <w:bCs w:val="false"/>
-          <w:color w:val="454659"/>
+          <w:color w:val="54565A"/>
           <w:sz w:val="21"/>
           <w:szCs w:val="21"/>
         </w:rPr>
@@ -894,7 +894,7 @@
           <w:rFonts w:ascii="Inter" w:cs="Inter" w:eastAsia="Inter" w:hAnsi="Inter"/>
           <w:b w:val="false"/>
           <w:bCs w:val="false"/>
-          <w:color w:val="454659"/>
+          <w:color w:val="54565A"/>
           <w:sz w:val="21"/>
           <w:szCs w:val="21"/>
         </w:rPr>
@@ -976,7 +976,7 @@
             <w:r>
               <w:rPr>
                 <w:rFonts w:ascii="Consolas" w:cs="Consolas" w:eastAsia="Consolas" w:hAnsi="Consolas"/>
-                <w:color w:val="454659"/>
+                <w:color w:val="54565A"/>
                 <w:sz w:val="20"/>
                 <w:szCs w:val="20"/>
               </w:rPr>
@@ -1007,7 +1007,7 @@
           <w:rFonts w:ascii="Inter" w:cs="Inter" w:eastAsia="Inter" w:hAnsi="Inter"/>
           <w:b w:val="false"/>
           <w:bCs w:val="false"/>
-          <w:color w:val="454659"/>
+          <w:color w:val="54565A"/>
           <w:sz w:val="21"/>
           <w:szCs w:val="21"/>
         </w:rPr>
@@ -1035,7 +1035,7 @@
           <w:rFonts w:ascii="Inter" w:cs="Inter" w:eastAsia="Inter" w:hAnsi="Inter"/>
           <w:b w:val="false"/>
           <w:bCs w:val="false"/>
-          <w:color w:val="454659"/>
+          <w:color w:val="54565A"/>
           <w:sz w:val="21"/>
           <w:szCs w:val="21"/>
         </w:rPr>
@@ -1117,7 +1117,7 @@
             <w:r>
               <w:rPr>
                 <w:rFonts w:ascii="Consolas" w:cs="Consolas" w:eastAsia="Consolas" w:hAnsi="Consolas"/>
-                <w:color w:val="454659"/>
+                <w:color w:val="54565A"/>
                 <w:sz w:val="20"/>
                 <w:szCs w:val="20"/>
               </w:rPr>
@@ -1186,7 +1186,7 @@
             <w:r>
               <w:rPr>
                 <w:rFonts w:ascii="Inter" w:cs="Inter" w:eastAsia="Inter" w:hAnsi="Inter"/>
-                <w:color w:val="454659"/>
+                <w:color w:val="54565A"/>
                 <w:sz w:val="20"/>
                 <w:szCs w:val="20"/>
               </w:rPr>
@@ -1233,7 +1233,7 @@
           <w:rFonts w:ascii="Inter" w:cs="Inter" w:eastAsia="Inter" w:hAnsi="Inter"/>
           <w:b w:val="false"/>
           <w:bCs w:val="false"/>
-          <w:color w:val="454659"/>
+          <w:color w:val="54565A"/>
           <w:sz w:val="21"/>
           <w:szCs w:val="21"/>
         </w:rPr>
@@ -1315,7 +1315,7 @@
             <w:r>
               <w:rPr>
                 <w:rFonts w:ascii="Consolas" w:cs="Consolas" w:eastAsia="Consolas" w:hAnsi="Consolas"/>
-                <w:color w:val="454659"/>
+                <w:color w:val="54565A"/>
                 <w:sz w:val="20"/>
                 <w:szCs w:val="20"/>
               </w:rPr>
@@ -1346,7 +1346,7 @@
           <w:rFonts w:ascii="Inter" w:cs="Inter" w:eastAsia="Inter" w:hAnsi="Inter"/>
           <w:b w:val="false"/>
           <w:bCs w:val="false"/>
-          <w:color w:val="454659"/>
+          <w:color w:val="54565A"/>
           <w:sz w:val="21"/>
           <w:szCs w:val="21"/>
         </w:rPr>
@@ -1428,7 +1428,7 @@
             <w:r>
               <w:rPr>
                 <w:rFonts w:ascii="Consolas" w:cs="Consolas" w:eastAsia="Consolas" w:hAnsi="Consolas"/>
-                <w:color w:val="454659"/>
+                <w:color w:val="54565A"/>
                 <w:sz w:val="20"/>
                 <w:szCs w:val="20"/>
               </w:rPr>
@@ -1513,7 +1513,7 @@
             <w:r>
               <w:rPr>
                 <w:rFonts w:ascii="Inter" w:cs="Inter" w:eastAsia="Inter" w:hAnsi="Inter"/>
-                <w:color w:val="454659"/>
+                <w:color w:val="54565A"/>
                 <w:sz w:val="20"/>
                 <w:szCs w:val="20"/>
               </w:rPr>
@@ -1544,7 +1544,7 @@
           <w:rFonts w:ascii="Inter" w:cs="Inter" w:eastAsia="Inter" w:hAnsi="Inter"/>
           <w:b w:val="false"/>
           <w:bCs w:val="false"/>
-          <w:color w:val="454659"/>
+          <w:color w:val="54565A"/>
           <w:sz w:val="21"/>
           <w:szCs w:val="21"/>
         </w:rPr>
@@ -1572,7 +1572,7 @@
           <w:rFonts w:ascii="Inter" w:cs="Inter" w:eastAsia="Inter" w:hAnsi="Inter"/>
           <w:b w:val="false"/>
           <w:bCs w:val="false"/>
-          <w:color w:val="454659"/>
+          <w:color w:val="54565A"/>
           <w:sz w:val="21"/>
           <w:szCs w:val="21"/>
         </w:rPr>
@@ -1654,7 +1654,7 @@
             <w:r>
               <w:rPr>
                 <w:rFonts w:ascii="Consolas" w:cs="Consolas" w:eastAsia="Consolas" w:hAnsi="Consolas"/>
-                <w:color w:val="454659"/>
+                <w:color w:val="54565A"/>
                 <w:sz w:val="20"/>
                 <w:szCs w:val="20"/>
               </w:rPr>
@@ -1685,7 +1685,7 @@
           <w:rFonts w:ascii="Inter" w:cs="Inter" w:eastAsia="Inter" w:hAnsi="Inter"/>
           <w:b w:val="false"/>
           <w:bCs w:val="false"/>
-          <w:color w:val="454659"/>
+          <w:color w:val="54565A"/>
           <w:sz w:val="21"/>
           <w:szCs w:val="21"/>
         </w:rPr>
@@ -1751,7 +1751,7 @@
             <w:r>
               <w:rPr>
                 <w:rFonts w:ascii="Inter" w:cs="Inter" w:eastAsia="Inter" w:hAnsi="Inter"/>
-                <w:color w:val="454659"/>
+                <w:color w:val="54565A"/>
                 <w:sz w:val="20"/>
                 <w:szCs w:val="20"/>
               </w:rPr>
@@ -1798,7 +1798,7 @@
           <w:rFonts w:ascii="Inter" w:cs="Inter" w:eastAsia="Inter" w:hAnsi="Inter"/>
           <w:b w:val="false"/>
           <w:bCs w:val="false"/>
-          <w:color w:val="454659"/>
+          <w:color w:val="54565A"/>
           <w:sz w:val="21"/>
           <w:szCs w:val="21"/>
         </w:rPr>
@@ -1826,7 +1826,7 @@
           <w:rFonts w:ascii="Inter" w:cs="Inter" w:eastAsia="Inter" w:hAnsi="Inter"/>
           <w:b w:val="false"/>
           <w:bCs w:val="false"/>
-          <w:color w:val="454659"/>
+          <w:color w:val="54565A"/>
           <w:sz w:val="21"/>
           <w:szCs w:val="21"/>
         </w:rPr>
@@ -1854,7 +1854,7 @@
           <w:rFonts w:ascii="Inter" w:cs="Inter" w:eastAsia="Inter" w:hAnsi="Inter"/>
           <w:b w:val="false"/>
           <w:bCs w:val="false"/>
-          <w:color w:val="454659"/>
+          <w:color w:val="54565A"/>
           <w:sz w:val="21"/>
           <w:szCs w:val="21"/>
         </w:rPr>
@@ -1882,7 +1882,7 @@
           <w:rFonts w:ascii="Inter" w:cs="Inter" w:eastAsia="Inter" w:hAnsi="Inter"/>
           <w:b w:val="false"/>
           <w:bCs w:val="false"/>
-          <w:color w:val="454659"/>
+          <w:color w:val="54565A"/>
           <w:sz w:val="21"/>
           <w:szCs w:val="21"/>
         </w:rPr>
@@ -1964,7 +1964,7 @@
             <w:r>
               <w:rPr>
                 <w:rFonts w:ascii="Consolas" w:cs="Consolas" w:eastAsia="Consolas" w:hAnsi="Consolas"/>
-                <w:color w:val="454659"/>
+                <w:color w:val="54565A"/>
                 <w:sz w:val="20"/>
                 <w:szCs w:val="20"/>
               </w:rPr>
@@ -2033,7 +2033,7 @@
             <w:r>
               <w:rPr>
                 <w:rFonts w:ascii="Inter" w:cs="Inter" w:eastAsia="Inter" w:hAnsi="Inter"/>
-                <w:color w:val="454659"/>
+                <w:color w:val="54565A"/>
                 <w:sz w:val="20"/>
                 <w:szCs w:val="20"/>
               </w:rPr>
@@ -2101,7 +2101,7 @@
                 <w:rFonts w:ascii="Inter" w:cs="Inter" w:eastAsia="Inter" w:hAnsi="Inter"/>
                 <w:i/>
                 <w:iCs/>
-                <w:color w:val="454659"/>
+                <w:color w:val="54565A"/>
                 <w:sz w:val="18"/>
                 <w:szCs w:val="18"/>
               </w:rPr>
@@ -2131,7 +2131,7 @@
           <w:rFonts w:ascii="Inter" w:cs="Inter" w:eastAsia="Inter" w:hAnsi="Inter"/>
           <w:i/>
           <w:iCs/>
-          <w:color w:val="454659"/>
+          <w:color w:val="54565A"/>
           <w:sz w:val="20"/>
           <w:szCs w:val="20"/>
         </w:rPr>
@@ -2145,7 +2145,7 @@
       <w:r>
         <w:rPr>
           <w:rFonts w:ascii="Inter" w:cs="Inter" w:eastAsia="Inter" w:hAnsi="Inter"/>
-          <w:color w:val="454659"/>
+          <w:color w:val="54565A"/>
           <w:sz w:val="20"/>
           <w:szCs w:val="20"/>
         </w:rPr>
@@ -2165,7 +2165,7 @@
       <w:r>
         <w:rPr>
           <w:rFonts w:ascii="Inter" w:cs="Inter" w:eastAsia="Inter" w:hAnsi="Inter"/>
-          <w:color w:val="454659"/>
+          <w:color w:val="54565A"/>
           <w:sz w:val="20"/>
           <w:szCs w:val="20"/>
         </w:rPr>
@@ -2185,7 +2185,7 @@
       <w:r>
         <w:rPr>
           <w:rFonts w:ascii="Inter" w:cs="Inter" w:eastAsia="Inter" w:hAnsi="Inter"/>
-          <w:color w:val="454659"/>
+          <w:color w:val="54565A"/>
           <w:sz w:val="20"/>
           <w:szCs w:val="20"/>
         </w:rPr>
@@ -2441,7 +2441,7 @@
             <w:r>
               <w:rPr>
                 <w:rFonts w:ascii="Inter" w:cs="Inter" w:eastAsia="Inter" w:hAnsi="Inter"/>
-                <w:color w:val="454659"/>
+                <w:color w:val="54565A"/>
                 <w:sz w:val="19"/>
                 <w:szCs w:val="19"/>
               </w:rPr>
@@ -2466,7 +2466,7 @@
             <w:r>
               <w:rPr>
                 <w:rFonts w:ascii="Inter" w:cs="Inter" w:eastAsia="Inter" w:hAnsi="Inter"/>
-                <w:color w:val="454659"/>
+                <w:color w:val="54565A"/>
                 <w:sz w:val="19"/>
                 <w:szCs w:val="19"/>
               </w:rPr>
@@ -2491,7 +2491,7 @@
             <w:r>
               <w:rPr>
                 <w:rFonts w:ascii="Inter" w:cs="Inter" w:eastAsia="Inter" w:hAnsi="Inter"/>
-                <w:color w:val="454659"/>
+                <w:color w:val="54565A"/>
                 <w:sz w:val="19"/>
                 <w:szCs w:val="19"/>
               </w:rPr>
@@ -2517,7 +2517,7 @@
             <w:r>
               <w:rPr>
                 <w:rFonts w:ascii="Inter" w:cs="Inter" w:eastAsia="Inter" w:hAnsi="Inter"/>
-                <w:color w:val="454659"/>
+                <w:color w:val="54565A"/>
                 <w:sz w:val="19"/>
                 <w:szCs w:val="19"/>
               </w:rPr>
@@ -2541,7 +2541,7 @@
             <w:r>
               <w:rPr>
                 <w:rFonts w:ascii="Inter" w:cs="Inter" w:eastAsia="Inter" w:hAnsi="Inter"/>
-                <w:color w:val="454659"/>
+                <w:color w:val="54565A"/>
                 <w:sz w:val="19"/>
                 <w:szCs w:val="19"/>
               </w:rPr>
@@ -2565,7 +2565,7 @@
             <w:r>
               <w:rPr>
                 <w:rFonts w:ascii="Inter" w:cs="Inter" w:eastAsia="Inter" w:hAnsi="Inter"/>
-                <w:color w:val="454659"/>
+                <w:color w:val="54565A"/>
                 <w:sz w:val="19"/>
                 <w:szCs w:val="19"/>
               </w:rPr>
@@ -2592,7 +2592,7 @@
             <w:r>
               <w:rPr>
                 <w:rFonts w:ascii="Inter" w:cs="Inter" w:eastAsia="Inter" w:hAnsi="Inter"/>
-                <w:color w:val="454659"/>
+                <w:color w:val="54565A"/>
                 <w:sz w:val="19"/>
                 <w:szCs w:val="19"/>
               </w:rPr>
@@ -2617,7 +2617,7 @@
             <w:r>
               <w:rPr>
                 <w:rFonts w:ascii="Inter" w:cs="Inter" w:eastAsia="Inter" w:hAnsi="Inter"/>
-                <w:color w:val="454659"/>
+                <w:color w:val="54565A"/>
                 <w:sz w:val="19"/>
                 <w:szCs w:val="19"/>
               </w:rPr>
@@ -2642,7 +2642,7 @@
             <w:r>
               <w:rPr>
                 <w:rFonts w:ascii="Inter" w:cs="Inter" w:eastAsia="Inter" w:hAnsi="Inter"/>
-                <w:color w:val="454659"/>
+                <w:color w:val="54565A"/>
                 <w:sz w:val="19"/>
                 <w:szCs w:val="19"/>
               </w:rPr>
@@ -2668,7 +2668,7 @@
             <w:r>
               <w:rPr>
                 <w:rFonts w:ascii="Inter" w:cs="Inter" w:eastAsia="Inter" w:hAnsi="Inter"/>
-                <w:color w:val="454659"/>
+                <w:color w:val="54565A"/>
                 <w:sz w:val="19"/>
                 <w:szCs w:val="19"/>
               </w:rPr>
@@ -2692,7 +2692,7 @@
             <w:r>
               <w:rPr>
                 <w:rFonts w:ascii="Inter" w:cs="Inter" w:eastAsia="Inter" w:hAnsi="Inter"/>
-                <w:color w:val="454659"/>
+                <w:color w:val="54565A"/>
                 <w:sz w:val="19"/>
                 <w:szCs w:val="19"/>
               </w:rPr>
@@ -2716,7 +2716,7 @@
             <w:r>
               <w:rPr>
                 <w:rFonts w:ascii="Inter" w:cs="Inter" w:eastAsia="Inter" w:hAnsi="Inter"/>
-                <w:color w:val="454659"/>
+                <w:color w:val="54565A"/>
                 <w:sz w:val="19"/>
                 <w:szCs w:val="19"/>
               </w:rPr>
@@ -2804,35 +2804,11 @@
     <w:r>
       <w:rPr>
         <w:rFonts w:ascii="Inter" w:cs="Inter" w:eastAsia="Inter" w:hAnsi="Inter"/>
-        <w:color w:val="454659"/>
+        <w:color w:val="54565A"/>
         <w:sz w:val="14"/>
         <w:szCs w:val="14"/>
       </w:rPr>
-      <w:t xml:space="preserve">Meridian Commerce Group  •  </w:t>
-    </w:r>
-    <w:r>
-      <w:rPr>
-        <w:rFonts w:ascii="Inter" w:cs="Inter" w:eastAsia="Inter" w:hAnsi="Inter"/>
-        <w:color w:val="454659"/>
-        <w:sz w:val="14"/>
-        <w:szCs w:val="14"/>
-      </w:rPr>
-      <w:t xml:space="preserve">Weena 505, 3013 AL Rotterdam, Netherlands</w:t>
-    </w:r>
-  </w:p>
-  <w:p>
-    <w:pPr>
-      <w:spacing w:after="0" w:before="0"/>
-      <w:jc w:val="center"/>
-    </w:pPr>
-    <w:r>
-      <w:rPr>
-        <w:rFonts w:ascii="Inter" w:cs="Inter" w:eastAsia="Inter" w:hAnsi="Inter"/>
-        <w:color w:val="454659"/>
-        <w:sz w:val="14"/>
-        <w:szCs w:val="14"/>
-      </w:rPr>
-      <w:t xml:space="preserve">+31 10 798 4000  •  www.meridiancommerce.com  •  info@meridiancommerce.com</w:t>
+      <w:t xml:space="preserve">Qlik</w:t>
     </w:r>
   </w:p>
   <w:p>
@@ -2854,7 +2830,7 @@
     <w:r>
       <w:rPr>
         <w:rFonts w:ascii="Inter" w:cs="Inter" w:eastAsia="Inter" w:hAnsi="Inter"/>
-        <w:color w:val="454659"/>
+        <w:color w:val="54565A"/>
         <w:sz w:val="13"/>
         <w:szCs w:val="13"/>
       </w:rPr>
@@ -2863,7 +2839,7 @@
     <w:r>
       <w:rPr>
         <w:rFonts w:ascii="Inter" w:cs="Inter" w:eastAsia="Inter" w:hAnsi="Inter"/>
-        <w:color w:val="454659"/>
+        <w:color w:val="54565A"/>
         <w:sz w:val="13"/>
         <w:szCs w:val="13"/>
       </w:rPr>
@@ -2917,12 +2893,12 @@
 <w:hdr xmlns:wpc="http://schemas.microsoft.com/office/word/2010/wordprocessingCanvas" xmlns:mc="http://schemas.openxmlformats.org/markup-compatibility/2006" xmlns:o="urn:schemas-microsoft-com:office:office" xmlns:r="http://schemas.openxmlformats.org/officeDocument/2006/relationships" xmlns:m="http://schemas.openxmlformats.org/officeDocument/2006/math" xmlns:v="urn:schemas-microsoft-com:vml" xmlns:wp14="http://schemas.microsoft.com/office/word/2010/wordprocessingDrawing" xmlns:wp="http://schemas.openxmlformats.org/drawingml/2006/wordprocessingDrawing" xmlns:w10="urn:schemas-microsoft-com:office:word" xmlns:w="http://schemas.openxmlformats.org/wordprocessingml/2006/main" xmlns:w14="http://schemas.microsoft.com/office/word/2010/wordml" xmlns:w15="http://schemas.microsoft.com/office/word/2012/wordml" xmlns:wpg="http://schemas.microsoft.com/office/word/2010/wordprocessingGroup" xmlns:wpi="http://schemas.microsoft.com/office/word/2010/wordprocessingInk" xmlns:wne="http://schemas.microsoft.com/office/word/2006/wordml" xmlns:wps="http://schemas.microsoft.com/office/word/2010/wordprocessingShape" xmlns:cx="http://schemas.microsoft.com/office/drawing/2014/chartex" xmlns:cx1="http://schemas.microsoft.com/office/drawing/2015/9/8/chartex" xmlns:cx2="http://schemas.microsoft.com/office/drawing/2015/10/21/chartex" xmlns:cx3="http://schemas.microsoft.com/office/drawing/2016/5/9/chartex" xmlns:cx4="http://schemas.microsoft.com/office/drawing/2016/5/10/chartex" xmlns:cx5="http://schemas.microsoft.com/office/drawing/2016/5/11/chartex" xmlns:cx6="http://schemas.microsoft.com/office/drawing/2016/5/12/chartex" xmlns:cx7="http://schemas.microsoft.com/office/drawing/2016/5/13/chartex" xmlns:cx8="http://schemas.microsoft.com/office/drawing/2016/5/14/chartex" xmlns:w16cid="http://schemas.microsoft.com/office/word/2016/wordml/cid" xmlns:w16se="http://schemas.microsoft.com/office/word/2015/wordml/symex">
   <w:p>
     <w:pPr>
-      <w:spacing w:after="0"/>
+      <w:spacing w:after="60"/>
     </w:pPr>
     <w:r>
       <w:drawing>
         <wp:inline distT="0" distB="0" distL="0" distR="0">
-          <wp:extent cx="762000" cy="333375"/>
+          <wp:extent cx="1123950" cy="628650"/>
           <wp:effectExtent t="0" r="0" b="0" l="0"/>
           <wp:docPr id="1" name="" descr="" title=""/>
           <wp:cNvGraphicFramePr>
@@ -2947,7 +2923,7 @@
                 <pic:spPr bwMode="auto">
                   <a:xfrm>
                     <a:off x="0" y="0"/>
-                    <a:ext cx="762000" cy="333375"/>
+                    <a:ext cx="1123950" cy="628650"/>
                   </a:xfrm>
                   <a:prstGeom prst="rect">
                     <a:avLst/>
@@ -2958,63 +2934,6 @@
           </a:graphic>
         </wp:inline>
       </w:drawing>
-    </w:r>
-    <w:r>
-      <w:rPr>
-        <w:rFonts w:ascii="Inter" w:cs="Inter" w:eastAsia="Inter" w:hAnsi="Inter"/>
-        <w:sz w:val="20"/>
-        <w:szCs w:val="20"/>
-      </w:rPr>
-      <w:t xml:space="preserve">   </w:t>
-    </w:r>
-    <w:r>
-      <w:rPr>
-        <w:rFonts w:ascii="Inter" w:cs="Inter" w:eastAsia="Inter" w:hAnsi="Inter"/>
-        <w:b/>
-        <w:bCs/>
-        <w:color w:val="19416C"/>
-        <w:sz w:val="26"/>
-        <w:szCs w:val="26"/>
-      </w:rPr>
-      <w:t xml:space="preserve">MERIDIAN</w:t>
-    </w:r>
-    <w:r>
-      <w:rPr>
-        <w:rFonts w:ascii="Inter" w:cs="Inter" w:eastAsia="Inter" w:hAnsi="Inter"/>
-        <w:b w:val="false"/>
-        <w:bCs w:val="false"/>
-        <w:color w:val="19416C"/>
-        <w:sz w:val="26"/>
-        <w:szCs w:val="26"/>
-      </w:rPr>
-      <w:t xml:space="preserve"> COMMERCE </w:t>
-    </w:r>
-    <w:r>
-      <w:rPr>
-        <w:rFonts w:ascii="Inter" w:cs="Inter" w:eastAsia="Inter" w:hAnsi="Inter"/>
-        <w:b/>
-        <w:bCs/>
-        <w:color w:val="009845"/>
-        <w:sz w:val="26"/>
-        <w:szCs w:val="26"/>
-      </w:rPr>
-      <w:t xml:space="preserve">GROUP</w:t>
-    </w:r>
-  </w:p>
-  <w:p>
-    <w:pPr>
-      <w:spacing w:after="0"/>
-    </w:pPr>
-    <w:r>
-      <w:rPr>
-        <w:rFonts w:ascii="Inter" w:cs="Inter" w:eastAsia="Inter" w:hAnsi="Inter"/>
-        <w:i/>
-        <w:iCs/>
-        <w:color w:val="454659"/>
-        <w:sz w:val="16"/>
-        <w:szCs w:val="16"/>
-      </w:rPr>
-      <w:t xml:space="preserve">The neighborhood store with global reach</w:t>
     </w:r>
   </w:p>
   <w:p>
@@ -3149,12 +3068,12 @@
 </file>
 
 <file path=word/styles.xml><?xml version="1.0" encoding="utf-8"?>
-<w:styles xmlns:mc="http://schemas.openxmlformats.org/markup-compatibility/2006" xmlns:r="http://schemas.openxmlformats.org/officeDocument/2006/relationships" xmlns:w="http://schemas.openxmlformats.org/wordprocessingml/2006/main" xmlns:w14="http://schemas.microsoft.com/office/word/2010/wordml" xmlns:w15="http://schemas.microsoft.com/office/word/2012/wordml" xmlns:w16cex="http://schemas.microsoft.com/office/word/2018/wordml/cex" xmlns:w16cid="http://schemas.microsoft.com/office/word/2016/wordml/cid" xmlns:w16="http://schemas.microsoft.com/office/word/2018/wordml" xmlns:w16sdtdh="http://schemas.microsoft.com/office/word/2020/wordml/sdtdatahash" xmlns:w16se="http://schemas.microsoft.com/office/word/2015/wordml/symex" mc:Ignorable="w14 w15 w16se w16cid w16 w16cex w16sdtdh">
+<w:styles xmlns:mc="http://schemas.openxmlformats.org/markup-compatibility/2006" xmlns:r="http://schemas.openxmlformats.org/officeDocument/2006/relationships" xmlns:w="http://schemas.openxmlformats.org/wordprocessingml/2006/main" xmlns:w14="http://schemas.microsoft.com/office/word/2010/wordml" xmlns:w15="http://schemas.microsoft.com/office/word/2012/wordml" mc:Ignorable="w14 w15">
   <w:docDefaults>
     <w:rPrDefault>
       <w:rPr>
         <w:rFonts w:ascii="Inter" w:cs="Inter" w:eastAsia="Inter" w:hAnsi="Inter"/>
-        <w:color w:val="454659"/>
+        <w:color w:val="54565A"/>
         <w:sz w:val="22"/>
         <w:szCs w:val="22"/>
       </w:rPr>
@@ -3354,941 +3273,5 @@
       <w:szCs w:val="20"/>
     </w:rPr>
   </w:style>
-  <w:docDefaults>
-    <w:rPrDefault>
-      <w:rPr>
-        <w:rFonts w:asciiTheme="minorHAnsi" w:eastAsiaTheme="minorHAnsi" w:hAnsiTheme="minorHAnsi" w:cstheme="minorBidi"/>
-        <w:kern w:val="2"/>
-        <w:sz w:val="24"/>
-        <w:szCs w:val="24"/>
-        <w:lang w:val="en-US" w:eastAsia="en-US" w:bidi="ar-SA"/>
-        <w14:ligatures w14:val="standardContextual"/>
-      </w:rPr>
-    </w:rPrDefault>
-    <w:pPrDefault/>
-  </w:docDefaults>
-  <w:latentStyles w:defLockedState="0" w:defUIPriority="99" w:defSemiHidden="0" w:defUnhideWhenUsed="0" w:defQFormat="0" w:count="376">
-    <w:lsdException w:name="Normal" w:uiPriority="0" w:qFormat="1"/>
-    <w:lsdException w:name="heading 1" w:uiPriority="9" w:qFormat="1"/>
-    <w:lsdException w:name="heading 2" w:semiHidden="1" w:uiPriority="9" w:unhideWhenUsed="1" w:qFormat="1"/>
-    <w:lsdException w:name="heading 3" w:semiHidden="1" w:uiPriority="9" w:unhideWhenUsed="1" w:qFormat="1"/>
-    <w:lsdException w:name="heading 4" w:semiHidden="1" w:uiPriority="9" w:unhideWhenUsed="1" w:qFormat="1"/>
-    <w:lsdException w:name="heading 5" w:semiHidden="1" w:uiPriority="9" w:unhideWhenUsed="1" w:qFormat="1"/>
-    <w:lsdException w:name="heading 6" w:semiHidden="1" w:uiPriority="9" w:unhideWhenUsed="1" w:qFormat="1"/>
-    <w:lsdException w:name="heading 7" w:semiHidden="1" w:uiPriority="9" w:unhideWhenUsed="1" w:qFormat="1"/>
-    <w:lsdException w:name="heading 8" w:semiHidden="1" w:uiPriority="9" w:unhideWhenUsed="1" w:qFormat="1"/>
-    <w:lsdException w:name="heading 9" w:semiHidden="1" w:uiPriority="9" w:unhideWhenUsed="1" w:qFormat="1"/>
-    <w:lsdException w:name="index 1" w:semiHidden="1" w:unhideWhenUsed="1"/>
-    <w:lsdException w:name="index 2" w:semiHidden="1" w:unhideWhenUsed="1"/>
-    <w:lsdException w:name="index 3" w:semiHidden="1" w:unhideWhenUsed="1"/>
-    <w:lsdException w:name="index 4" w:semiHidden="1" w:unhideWhenUsed="1"/>
-    <w:lsdException w:name="index 5" w:semiHidden="1" w:unhideWhenUsed="1"/>
-    <w:lsdException w:name="index 6" w:semiHidden="1" w:unhideWhenUsed="1"/>
-    <w:lsdException w:name="index 7" w:semiHidden="1" w:unhideWhenUsed="1"/>
-    <w:lsdException w:name="index 8" w:semiHidden="1" w:unhideWhenUsed="1"/>
-    <w:lsdException w:name="index 9" w:semiHidden="1" w:unhideWhenUsed="1"/>
-    <w:lsdException w:name="toc 1" w:semiHidden="1" w:uiPriority="39" w:unhideWhenUsed="1"/>
-    <w:lsdException w:name="toc 2" w:semiHidden="1" w:uiPriority="39" w:unhideWhenUsed="1"/>
-    <w:lsdException w:name="toc 3" w:semiHidden="1" w:uiPriority="39" w:unhideWhenUsed="1"/>
-    <w:lsdException w:name="toc 4" w:semiHidden="1" w:uiPriority="39" w:unhideWhenUsed="1"/>
-    <w:lsdException w:name="toc 5" w:semiHidden="1" w:uiPriority="39" w:unhideWhenUsed="1"/>
-    <w:lsdException w:name="toc 6" w:semiHidden="1" w:uiPriority="39" w:unhideWhenUsed="1"/>
-    <w:lsdException w:name="toc 7" w:semiHidden="1" w:uiPriority="39" w:unhideWhenUsed="1"/>
-    <w:lsdException w:name="toc 8" w:semiHidden="1" w:uiPriority="39" w:unhideWhenUsed="1"/>
-    <w:lsdException w:name="toc 9" w:semiHidden="1" w:uiPriority="39" w:unhideWhenUsed="1"/>
-    <w:lsdException w:name="Normal Indent" w:semiHidden="1" w:unhideWhenUsed="1"/>
-    <w:lsdException w:name="footnote text" w:semiHidden="1" w:unhideWhenUsed="1"/>
-    <w:lsdException w:name="annotation text" w:semiHidden="1" w:unhideWhenUsed="1"/>
-    <w:lsdException w:name="header" w:semiHidden="1" w:unhideWhenUsed="1"/>
-    <w:lsdException w:name="footer" w:semiHidden="1" w:unhideWhenUsed="1"/>
-    <w:lsdException w:name="index heading" w:semiHidden="1" w:unhideWhenUsed="1"/>
-    <w:lsdException w:name="caption" w:semiHidden="1" w:uiPriority="35" w:unhideWhenUsed="1" w:qFormat="1"/>
-    <w:lsdException w:name="table of figures" w:semiHidden="1" w:unhideWhenUsed="1"/>
-    <w:lsdException w:name="envelope address" w:semiHidden="1" w:unhideWhenUsed="1"/>
-    <w:lsdException w:name="envelope return" w:semiHidden="1" w:unhideWhenUsed="1"/>
-    <w:lsdException w:name="footnote reference" w:semiHidden="1" w:unhideWhenUsed="1"/>
-    <w:lsdException w:name="annotation reference" w:semiHidden="1" w:unhideWhenUsed="1"/>
-    <w:lsdException w:name="line number" w:semiHidden="1" w:unhideWhenUsed="1"/>
-    <w:lsdException w:name="page number" w:semiHidden="1" w:unhideWhenUsed="1"/>
-    <w:lsdException w:name="endnote reference" w:semiHidden="1" w:unhideWhenUsed="1"/>
-    <w:lsdException w:name="endnote text" w:semiHidden="1" w:unhideWhenUsed="1"/>
-    <w:lsdException w:name="table of authorities" w:semiHidden="1" w:unhideWhenUsed="1"/>
-    <w:lsdException w:name="macro" w:semiHidden="1" w:unhideWhenUsed="1"/>
-    <w:lsdException w:name="toa heading" w:semiHidden="1" w:unhideWhenUsed="1"/>
-    <w:lsdException w:name="List" w:semiHidden="1" w:unhideWhenUsed="1"/>
-    <w:lsdException w:name="List Bullet" w:semiHidden="1" w:unhideWhenUsed="1"/>
-    <w:lsdException w:name="List Number" w:semiHidden="1" w:unhideWhenUsed="1"/>
-    <w:lsdException w:name="List 2" w:semiHidden="1" w:unhideWhenUsed="1"/>
-    <w:lsdException w:name="List 3" w:semiHidden="1" w:unhideWhenUsed="1"/>
-    <w:lsdException w:name="List 4" w:semiHidden="1" w:unhideWhenUsed="1"/>
-    <w:lsdException w:name="List 5" w:semiHidden="1" w:unhideWhenUsed="1"/>
-    <w:lsdException w:name="List Bullet 2" w:semiHidden="1" w:unhideWhenUsed="1"/>
-    <w:lsdException w:name="List Bullet 3" w:semiHidden="1" w:unhideWhenUsed="1"/>
-    <w:lsdException w:name="List Bullet 4" w:semiHidden="1" w:unhideWhenUsed="1"/>
-    <w:lsdException w:name="List Bullet 5" w:semiHidden="1" w:unhideWhenUsed="1"/>
-    <w:lsdException w:name="List Number 2" w:semiHidden="1" w:unhideWhenUsed="1"/>
-    <w:lsdException w:name="List Number 3" w:semiHidden="1" w:unhideWhenUsed="1"/>
-    <w:lsdException w:name="List Number 4" w:semiHidden="1" w:unhideWhenUsed="1"/>
-    <w:lsdException w:name="List Number 5" w:semiHidden="1" w:unhideWhenUsed="1"/>
-    <w:lsdException w:name="Title" w:uiPriority="10" w:qFormat="1"/>
-    <w:lsdException w:name="Closing" w:semiHidden="1" w:unhideWhenUsed="1"/>
-    <w:lsdException w:name="Signature" w:semiHidden="1" w:unhideWhenUsed="1"/>
-    <w:lsdException w:name="Default Paragraph Font" w:semiHidden="1" w:uiPriority="1" w:unhideWhenUsed="1"/>
-    <w:lsdException w:name="Body Text" w:semiHidden="1" w:uiPriority="1" w:unhideWhenUsed="1" w:qFormat="1"/>
-    <w:lsdException w:name="Body Text Indent" w:semiHidden="1" w:unhideWhenUsed="1"/>
-    <w:lsdException w:name="List Continue" w:semiHidden="1" w:unhideWhenUsed="1"/>
-    <w:lsdException w:name="List Continue 2" w:semiHidden="1" w:unhideWhenUsed="1"/>
-    <w:lsdException w:name="List Continue 3" w:semiHidden="1" w:unhideWhenUsed="1"/>
-    <w:lsdException w:name="List Continue 4" w:semiHidden="1" w:unhideWhenUsed="1"/>
-    <w:lsdException w:name="List Continue 5" w:semiHidden="1" w:unhideWhenUsed="1"/>
-    <w:lsdException w:name="Message Header" w:semiHidden="1" w:unhideWhenUsed="1"/>
-    <w:lsdException w:name="Subtitle" w:uiPriority="11" w:qFormat="1"/>
-    <w:lsdException w:name="Salutation" w:semiHidden="1" w:unhideWhenUsed="1"/>
-    <w:lsdException w:name="Date" w:semiHidden="1" w:unhideWhenUsed="1"/>
-    <w:lsdException w:name="Body Text First Indent" w:semiHidden="1" w:unhideWhenUsed="1"/>
-    <w:lsdException w:name="Body Text First Indent 2" w:semiHidden="1" w:unhideWhenUsed="1"/>
-    <w:lsdException w:name="Note Heading" w:semiHidden="1" w:unhideWhenUsed="1"/>
-    <w:lsdException w:name="Body Text 2" w:semiHidden="1" w:unhideWhenUsed="1"/>
-    <w:lsdException w:name="Body Text 3" w:semiHidden="1" w:unhideWhenUsed="1"/>
-    <w:lsdException w:name="Body Text Indent 2" w:semiHidden="1" w:unhideWhenUsed="1"/>
-    <w:lsdException w:name="Body Text Indent 3" w:semiHidden="1" w:unhideWhenUsed="1"/>
-    <w:lsdException w:name="Block Text" w:semiHidden="1" w:unhideWhenUsed="1"/>
-    <w:lsdException w:name="Hyperlink" w:semiHidden="1" w:unhideWhenUsed="1"/>
-    <w:lsdException w:name="FollowedHyperlink" w:semiHidden="1" w:unhideWhenUsed="1"/>
-    <w:lsdException w:name="Strong" w:uiPriority="22" w:qFormat="1"/>
-    <w:lsdException w:name="Emphasis" w:uiPriority="20" w:qFormat="1"/>
-    <w:lsdException w:name="Document Map" w:semiHidden="1" w:unhideWhenUsed="1"/>
-    <w:lsdException w:name="Plain Text" w:semiHidden="1" w:unhideWhenUsed="1"/>
-    <w:lsdException w:name="E-mail Signature" w:semiHidden="1" w:unhideWhenUsed="1"/>
-    <w:lsdException w:name="HTML Top of Form" w:semiHidden="1" w:unhideWhenUsed="1"/>
-    <w:lsdException w:name="HTML Bottom of Form" w:semiHidden="1" w:unhideWhenUsed="1"/>
-    <w:lsdException w:name="Normal (Web)" w:semiHidden="1" w:unhideWhenUsed="1"/>
-    <w:lsdException w:name="HTML Acronym" w:semiHidden="1" w:unhideWhenUsed="1"/>
-    <w:lsdException w:name="HTML Address" w:semiHidden="1" w:unhideWhenUsed="1"/>
-    <w:lsdException w:name="HTML Cite" w:semiHidden="1" w:unhideWhenUsed="1"/>
-    <w:lsdException w:name="HTML Code" w:semiHidden="1" w:unhideWhenUsed="1"/>
-    <w:lsdException w:name="HTML Definition" w:semiHidden="1" w:unhideWhenUsed="1"/>
-    <w:lsdException w:name="HTML Keyboard" w:semiHidden="1" w:unhideWhenUsed="1"/>
-    <w:lsdException w:name="HTML Preformatted" w:semiHidden="1" w:unhideWhenUsed="1"/>
-    <w:lsdException w:name="HTML Sample" w:semiHidden="1" w:unhideWhenUsed="1"/>
-    <w:lsdException w:name="HTML Typewriter" w:semiHidden="1" w:unhideWhenUsed="1"/>
-    <w:lsdException w:name="HTML Variable" w:semiHidden="1" w:unhideWhenUsed="1"/>
-    <w:lsdException w:name="Normal Table" w:semiHidden="1" w:unhideWhenUsed="1"/>
-    <w:lsdException w:name="annotation subject" w:semiHidden="1" w:unhideWhenUsed="1"/>
-    <w:lsdException w:name="No List" w:semiHidden="1" w:unhideWhenUsed="1"/>
-    <w:lsdException w:name="Outline List 1" w:semiHidden="1" w:unhideWhenUsed="1"/>
-    <w:lsdException w:name="Outline List 2" w:semiHidden="1" w:unhideWhenUsed="1"/>
-    <w:lsdException w:name="Outline List 3" w:semiHidden="1" w:unhideWhenUsed="1"/>
-    <w:lsdException w:name="Table Simple 1" w:semiHidden="1" w:unhideWhenUsed="1"/>
-    <w:lsdException w:name="Table Simple 2" w:semiHidden="1" w:unhideWhenUsed="1"/>
-    <w:lsdException w:name="Table Simple 3" w:semiHidden="1" w:unhideWhenUsed="1"/>
-    <w:lsdException w:name="Table Classic 1" w:semiHidden="1" w:unhideWhenUsed="1"/>
-    <w:lsdException w:name="Table Classic 2" w:semiHidden="1" w:unhideWhenUsed="1"/>
-    <w:lsdException w:name="Table Classic 3" w:semiHidden="1" w:unhideWhenUsed="1"/>
-    <w:lsdException w:name="Table Classic 4" w:semiHidden="1" w:unhideWhenUsed="1"/>
-    <w:lsdException w:name="Table Colorful 1" w:semiHidden="1" w:unhideWhenUsed="1"/>
-    <w:lsdException w:name="Table Colorful 2" w:semiHidden="1" w:unhideWhenUsed="1"/>
-    <w:lsdException w:name="Table Colorful 3" w:semiHidden="1" w:unhideWhenUsed="1"/>
-    <w:lsdException w:name="Table Columns 1" w:semiHidden="1" w:unhideWhenUsed="1"/>
-    <w:lsdException w:name="Table Columns 2" w:semiHidden="1" w:unhideWhenUsed="1"/>
-    <w:lsdException w:name="Table Columns 3" w:semiHidden="1" w:unhideWhenUsed="1"/>
-    <w:lsdException w:name="Table Columns 4" w:semiHidden="1" w:unhideWhenUsed="1"/>
-    <w:lsdException w:name="Table Columns 5" w:semiHidden="1" w:unhideWhenUsed="1"/>
-    <w:lsdException w:name="Table Grid 1" w:semiHidden="1" w:unhideWhenUsed="1"/>
-    <w:lsdException w:name="Table Grid 2" w:semiHidden="1" w:unhideWhenUsed="1"/>
-    <w:lsdException w:name="Table Grid 3" w:semiHidden="1" w:unhideWhenUsed="1"/>
-    <w:lsdException w:name="Table Grid 4" w:semiHidden="1" w:unhideWhenUsed="1"/>
-    <w:lsdException w:name="Table Grid 5" w:semiHidden="1" w:unhideWhenUsed="1"/>
-    <w:lsdException w:name="Table Grid 6" w:semiHidden="1" w:unhideWhenUsed="1"/>
-    <w:lsdException w:name="Table Grid 7" w:semiHidden="1" w:unhideWhenUsed="1"/>
-    <w:lsdException w:name="Table Grid 8" w:semiHidden="1" w:unhideWhenUsed="1"/>
-    <w:lsdException w:name="Table List 1" w:semiHidden="1" w:unhideWhenUsed="1"/>
-    <w:lsdException w:name="Table List 2" w:semiHidden="1" w:unhideWhenUsed="1"/>
-    <w:lsdException w:name="Table List 3" w:semiHidden="1" w:unhideWhenUsed="1"/>
-    <w:lsdException w:name="Table List 4" w:semiHidden="1" w:unhideWhenUsed="1"/>
-    <w:lsdException w:name="Table List 5" w:semiHidden="1" w:unhideWhenUsed="1"/>
-    <w:lsdException w:name="Table List 6" w:semiHidden="1" w:unhideWhenUsed="1"/>
-    <w:lsdException w:name="Table List 7" w:semiHidden="1" w:unhideWhenUsed="1"/>
-    <w:lsdException w:name="Table List 8" w:semiHidden="1" w:unhideWhenUsed="1"/>
-    <w:lsdException w:name="Table 3D effects 1" w:semiHidden="1" w:unhideWhenUsed="1"/>
-    <w:lsdException w:name="Table 3D effects 2" w:semiHidden="1" w:unhideWhenUsed="1"/>
-    <w:lsdException w:name="Table 3D effects 3" w:semiHidden="1" w:unhideWhenUsed="1"/>
-    <w:lsdException w:name="Table Contemporary" w:semiHidden="1" w:unhideWhenUsed="1"/>
-    <w:lsdException w:name="Table Elegant" w:semiHidden="1" w:unhideWhenUsed="1"/>
-    <w:lsdException w:name="Table Professional" w:semiHidden="1" w:unhideWhenUsed="1"/>
-    <w:lsdException w:name="Table Subtle 1" w:semiHidden="1" w:unhideWhenUsed="1"/>
-    <w:lsdException w:name="Table Subtle 2" w:semiHidden="1" w:unhideWhenUsed="1"/>
-    <w:lsdException w:name="Table Web 1" w:semiHidden="1" w:unhideWhenUsed="1"/>
-    <w:lsdException w:name="Table Web 2" w:semiHidden="1" w:unhideWhenUsed="1"/>
-    <w:lsdException w:name="Table Web 3" w:semiHidden="1" w:unhideWhenUsed="1"/>
-    <w:lsdException w:name="Balloon Text" w:semiHidden="1" w:unhideWhenUsed="1"/>
-    <w:lsdException w:name="Table Grid" w:uiPriority="59"/>
-    <w:lsdException w:name="Table Theme" w:semiHidden="1" w:unhideWhenUsed="1"/>
-    <w:lsdException w:name="Placeholder Text" w:semiHidden="1"/>
-    <w:lsdException w:name="No Spacing" w:uiPriority="1" w:qFormat="1"/>
-    <w:lsdException w:name="Light Shading" w:uiPriority="60"/>
-    <w:lsdException w:name="Light List" w:uiPriority="61"/>
-    <w:lsdException w:name="Light Grid" w:uiPriority="62"/>
-    <w:lsdException w:name="Medium Shading 1" w:uiPriority="63"/>
-    <w:lsdException w:name="Medium Shading 2" w:uiPriority="64"/>
-    <w:lsdException w:name="Medium List 1" w:uiPriority="65"/>
-    <w:lsdException w:name="Medium List 2" w:uiPriority="66"/>
-    <w:lsdException w:name="Medium Grid 1" w:uiPriority="67"/>
-    <w:lsdException w:name="Medium Grid 2" w:uiPriority="68"/>
-    <w:lsdException w:name="Medium Grid 3" w:uiPriority="69"/>
-    <w:lsdException w:name="Dark List" w:uiPriority="70"/>
-    <w:lsdException w:name="Colorful Shading" w:uiPriority="71"/>
-    <w:lsdException w:name="Colorful List" w:uiPriority="72"/>
-    <w:lsdException w:name="Colorful Grid" w:uiPriority="73"/>
-    <w:lsdException w:name="Light Shading Accent 1" w:uiPriority="60"/>
-    <w:lsdException w:name="Light List Accent 1" w:uiPriority="61"/>
-    <w:lsdException w:name="Light Grid Accent 1" w:uiPriority="62"/>
-    <w:lsdException w:name="Medium Shading 1 Accent 1" w:uiPriority="63"/>
-    <w:lsdException w:name="Medium Shading 2 Accent 1" w:uiPriority="64"/>
-    <w:lsdException w:name="Medium List 1 Accent 1" w:uiPriority="65"/>
-    <w:lsdException w:name="Revision" w:semiHidden="1"/>
-    <w:lsdException w:name="List Paragraph" w:uiPriority="34" w:qFormat="1"/>
-    <w:lsdException w:name="Quote" w:uiPriority="29" w:qFormat="1"/>
-    <w:lsdException w:name="Intense Quote" w:uiPriority="30" w:qFormat="1"/>
-    <w:lsdException w:name="Medium List 2 Accent 1" w:uiPriority="66"/>
-    <w:lsdException w:name="Medium Grid 1 Accent 1" w:uiPriority="67"/>
-    <w:lsdException w:name="Medium Grid 2 Accent 1" w:uiPriority="68"/>
-    <w:lsdException w:name="Medium Grid 3 Accent 1" w:uiPriority="69"/>
-    <w:lsdException w:name="Dark List Accent 1" w:uiPriority="70"/>
-    <w:lsdException w:name="Colorful Shading Accent 1" w:uiPriority="71"/>
-    <w:lsdException w:name="Colorful List Accent 1" w:uiPriority="72"/>
-    <w:lsdException w:name="Colorful Grid Accent 1" w:uiPriority="73"/>
-    <w:lsdException w:name="Light Shading Accent 2" w:uiPriority="60"/>
-    <w:lsdException w:name="Light List Accent 2" w:uiPriority="61"/>
-    <w:lsdException w:name="Light Grid Accent 2" w:uiPriority="62"/>
-    <w:lsdException w:name="Medium Shading 1 Accent 2" w:uiPriority="63"/>
-    <w:lsdException w:name="Medium Shading 2 Accent 2" w:uiPriority="64"/>
-    <w:lsdException w:name="Medium List 1 Accent 2" w:uiPriority="65"/>
-    <w:lsdException w:name="Medium List 2 Accent 2" w:uiPriority="66"/>
-    <w:lsdException w:name="Medium Grid 1 Accent 2" w:uiPriority="67"/>
-    <w:lsdException w:name="Medium Grid 2 Accent 2" w:uiPriority="68"/>
-    <w:lsdException w:name="Medium Grid 3 Accent 2" w:uiPriority="69"/>
-    <w:lsdException w:name="Dark List Accent 2" w:uiPriority="70"/>
-    <w:lsdException w:name="Colorful Shading Accent 2" w:uiPriority="71"/>
-    <w:lsdException w:name="Colorful List Accent 2" w:uiPriority="72"/>
-    <w:lsdException w:name="Colorful Grid Accent 2" w:uiPriority="73"/>
-    <w:lsdException w:name="Light Shading Accent 3" w:uiPriority="60"/>
-    <w:lsdException w:name="Light List Accent 3" w:uiPriority="61"/>
-    <w:lsdException w:name="Light Grid Accent 3" w:uiPriority="62"/>
-    <w:lsdException w:name="Medium Shading 1 Accent 3" w:uiPriority="63"/>
-    <w:lsdException w:name="Medium Shading 2 Accent 3" w:uiPriority="64"/>
-    <w:lsdException w:name="Medium List 1 Accent 3" w:uiPriority="65"/>
-    <w:lsdException w:name="Medium List 2 Accent 3" w:uiPriority="66"/>
-    <w:lsdException w:name="Medium Grid 1 Accent 3" w:uiPriority="67"/>
-    <w:lsdException w:name="Medium Grid 2 Accent 3" w:uiPriority="68"/>
-    <w:lsdException w:name="Medium Grid 3 Accent 3" w:uiPriority="69"/>
-    <w:lsdException w:name="Dark List Accent 3" w:uiPriority="70"/>
-    <w:lsdException w:name="Colorful Shading Accent 3" w:uiPriority="71"/>
-    <w:lsdException w:name="Colorful List Accent 3" w:uiPriority="72"/>
-    <w:lsdException w:name="Colorful Grid Accent 3" w:uiPriority="73"/>
-    <w:lsdException w:name="Light Shading Accent 4" w:uiPriority="60"/>
-    <w:lsdException w:name="Light List Accent 4" w:uiPriority="61"/>
-    <w:lsdException w:name="Light Grid Accent 4" w:uiPriority="62"/>
-    <w:lsdException w:name="Medium Shading 1 Accent 4" w:uiPriority="63"/>
-    <w:lsdException w:name="Medium Shading 2 Accent 4" w:uiPriority="64"/>
-    <w:lsdException w:name="Medium List 1 Accent 4" w:uiPriority="65"/>
-    <w:lsdException w:name="Medium List 2 Accent 4" w:uiPriority="66"/>
-    <w:lsdException w:name="Medium Grid 1 Accent 4" w:uiPriority="67"/>
-    <w:lsdException w:name="Medium Grid 2 Accent 4" w:uiPriority="68"/>
-    <w:lsdException w:name="Medium Grid 3 Accent 4" w:uiPriority="69"/>
-    <w:lsdException w:name="Dark List Accent 4" w:uiPriority="70"/>
-    <w:lsdException w:name="Colorful Shading Accent 4" w:uiPriority="71"/>
-    <w:lsdException w:name="Colorful List Accent 4" w:uiPriority="72"/>
-    <w:lsdException w:name="Colorful Grid Accent 4" w:uiPriority="73"/>
-    <w:lsdException w:name="Light Shading Accent 5" w:uiPriority="60"/>
-    <w:lsdException w:name="Light List Accent 5" w:uiPriority="61"/>
-    <w:lsdException w:name="Light Grid Accent 5" w:uiPriority="62"/>
-    <w:lsdException w:name="Medium Shading 1 Accent 5" w:uiPriority="63"/>
-    <w:lsdException w:name="Medium Shading 2 Accent 5" w:uiPriority="64"/>
-    <w:lsdException w:name="Medium List 1 Accent 5" w:uiPriority="65"/>
-    <w:lsdException w:name="Medium List 2 Accent 5" w:uiPriority="66"/>
-    <w:lsdException w:name="Medium Grid 1 Accent 5" w:uiPriority="67"/>
-    <w:lsdException w:name="Medium Grid 2 Accent 5" w:uiPriority="68"/>
-    <w:lsdException w:name="Medium Grid 3 Accent 5" w:uiPriority="69"/>
-    <w:lsdException w:name="Dark List Accent 5" w:uiPriority="70"/>
-    <w:lsdException w:name="Colorful Shading Accent 5" w:uiPriority="71"/>
-    <w:lsdException w:name="Colorful List Accent 5" w:uiPriority="72"/>
-    <w:lsdException w:name="Colorful Grid Accent 5" w:uiPriority="73"/>
-    <w:lsdException w:name="Light Shading Accent 6" w:uiPriority="60"/>
-    <w:lsdException w:name="Light List Accent 6" w:uiPriority="61"/>
-    <w:lsdException w:name="Light Grid Accent 6" w:uiPriority="62"/>
-    <w:lsdException w:name="Medium Shading 1 Accent 6" w:uiPriority="63"/>
-    <w:lsdException w:name="Medium Shading 2 Accent 6" w:uiPriority="64"/>
-    <w:lsdException w:name="Medium List 1 Accent 6" w:uiPriority="65"/>
-    <w:lsdException w:name="Medium List 2 Accent 6" w:uiPriority="66"/>
-    <w:lsdException w:name="Medium Grid 1 Accent 6" w:uiPriority="67"/>
-    <w:lsdException w:name="Medium Grid 2 Accent 6" w:uiPriority="68"/>
-    <w:lsdException w:name="Medium Grid 3 Accent 6" w:uiPriority="69"/>
-    <w:lsdException w:name="Dark List Accent 6" w:uiPriority="70"/>
-    <w:lsdException w:name="Colorful Shading Accent 6" w:uiPriority="71"/>
-    <w:lsdException w:name="Colorful List Accent 6" w:uiPriority="72"/>
-    <w:lsdException w:name="Colorful Grid Accent 6" w:uiPriority="73"/>
-    <w:lsdException w:name="Subtle Emphasis" w:uiPriority="19" w:qFormat="1"/>
-    <w:lsdException w:name="Intense Emphasis" w:uiPriority="21" w:qFormat="1"/>
-    <w:lsdException w:name="Subtle Reference" w:uiPriority="31" w:qFormat="1"/>
-    <w:lsdException w:name="Intense Reference" w:uiPriority="32" w:qFormat="1"/>
-    <w:lsdException w:name="Book Title" w:uiPriority="33" w:qFormat="1"/>
-    <w:lsdException w:name="Bibliography" w:semiHidden="1" w:uiPriority="37" w:unhideWhenUsed="1"/>
-    <w:lsdException w:name="TOC Heading" w:semiHidden="1" w:uiPriority="39" w:unhideWhenUsed="1" w:qFormat="1"/>
-    <w:lsdException w:name="Plain Table 1" w:uiPriority="41"/>
-    <w:lsdException w:name="Plain Table 2" w:uiPriority="42"/>
-    <w:lsdException w:name="Plain Table 3" w:uiPriority="43"/>
-    <w:lsdException w:name="Plain Table 4" w:uiPriority="44"/>
-    <w:lsdException w:name="Plain Table 5" w:uiPriority="45"/>
-    <w:lsdException w:name="Grid Table Light" w:uiPriority="40"/>
-    <w:lsdException w:name="Grid Table 1 Light" w:uiPriority="46"/>
-    <w:lsdException w:name="Grid Table 2" w:uiPriority="47"/>
-    <w:lsdException w:name="Grid Table 3" w:uiPriority="48"/>
-    <w:lsdException w:name="Grid Table 4" w:uiPriority="49"/>
-    <w:lsdException w:name="Grid Table 5 Dark" w:uiPriority="50"/>
-    <w:lsdException w:name="Grid Table 6 Colorful" w:uiPriority="51"/>
-    <w:lsdException w:name="Grid Table 7 Colorful" w:uiPriority="52"/>
-    <w:lsdException w:name="Grid Table 1 Light Accent 1" w:uiPriority="46"/>
-    <w:lsdException w:name="Grid Table 2 Accent 1" w:uiPriority="47"/>
-    <w:lsdException w:name="Grid Table 3 Accent 1" w:uiPriority="48"/>
-    <w:lsdException w:name="Grid Table 4 Accent 1" w:uiPriority="49"/>
-    <w:lsdException w:name="Grid Table 5 Dark Accent 1" w:uiPriority="50"/>
-    <w:lsdException w:name="Grid Table 6 Colorful Accent 1" w:uiPriority="51"/>
-    <w:lsdException w:name="Grid Table 7 Colorful Accent 1" w:uiPriority="52"/>
-    <w:lsdException w:name="Grid Table 1 Light Accent 2" w:uiPriority="46"/>
-    <w:lsdException w:name="Grid Table 2 Accent 2" w:uiPriority="47"/>
-    <w:lsdException w:name="Grid Table 3 Accent 2" w:uiPriority="48"/>
-    <w:lsdException w:name="Grid Table 4 Accent 2" w:uiPriority="49"/>
-    <w:lsdException w:name="Grid Table 5 Dark Accent 2" w:uiPriority="50"/>
-    <w:lsdException w:name="Grid Table 6 Colorful Accent 2" w:uiPriority="51"/>
-    <w:lsdException w:name="Grid Table 7 Colorful Accent 2" w:uiPriority="52"/>
-    <w:lsdException w:name="Grid Table 1 Light Accent 3" w:uiPriority="46"/>
-    <w:lsdException w:name="Grid Table 2 Accent 3" w:uiPriority="47"/>
-    <w:lsdException w:name="Grid Table 3 Accent 3" w:uiPriority="48"/>
-    <w:lsdException w:name="Grid Table 4 Accent 3" w:uiPriority="49"/>
-    <w:lsdException w:name="Grid Table 5 Dark Accent 3" w:uiPriority="50"/>
-    <w:lsdException w:name="Grid Table 6 Colorful Accent 3" w:uiPriority="51"/>
-    <w:lsdException w:name="Grid Table 7 Colorful Accent 3" w:uiPriority="52"/>
-    <w:lsdException w:name="Grid Table 1 Light Accent 4" w:uiPriority="46"/>
-    <w:lsdException w:name="Grid Table 2 Accent 4" w:uiPriority="47"/>
-    <w:lsdException w:name="Grid Table 3 Accent 4" w:uiPriority="48"/>
-    <w:lsdException w:name="Grid Table 4 Accent 4" w:uiPriority="49"/>
-    <w:lsdException w:name="Grid Table 5 Dark Accent 4" w:uiPriority="50"/>
-    <w:lsdException w:name="Grid Table 6 Colorful Accent 4" w:uiPriority="51"/>
-    <w:lsdException w:name="Grid Table 7 Colorful Accent 4" w:uiPriority="52"/>
-    <w:lsdException w:name="Grid Table 1 Light Accent 5" w:uiPriority="46"/>
-    <w:lsdException w:name="Grid Table 2 Accent 5" w:uiPriority="47"/>
-    <w:lsdException w:name="Grid Table 3 Accent 5" w:uiPriority="48"/>
-    <w:lsdException w:name="Grid Table 4 Accent 5" w:uiPriority="49"/>
-    <w:lsdException w:name="Grid Table 5 Dark Accent 5" w:uiPriority="50"/>
-    <w:lsdException w:name="Grid Table 6 Colorful Accent 5" w:uiPriority="51"/>
-    <w:lsdException w:name="Grid Table 7 Colorful Accent 5" w:uiPriority="52"/>
-    <w:lsdException w:name="Grid Table 1 Light Accent 6" w:uiPriority="46"/>
-    <w:lsdException w:name="Grid Table 2 Accent 6" w:uiPriority="47"/>
-    <w:lsdException w:name="Grid Table 3 Accent 6" w:uiPriority="48"/>
-    <w:lsdException w:name="Grid Table 4 Accent 6" w:uiPriority="49"/>
-    <w:lsdException w:name="Grid Table 5 Dark Accent 6" w:uiPriority="50"/>
-    <w:lsdException w:name="Grid Table 6 Colorful Accent 6" w:uiPriority="51"/>
-    <w:lsdException w:name="Grid Table 7 Colorful Accent 6" w:uiPriority="52"/>
-    <w:lsdException w:name="List Table 1 Light" w:uiPriority="46"/>
-    <w:lsdException w:name="List Table 2" w:uiPriority="47"/>
-    <w:lsdException w:name="List Table 3" w:uiPriority="48"/>
-    <w:lsdException w:name="List Table 4" w:uiPriority="49"/>
-    <w:lsdException w:name="List Table 5 Dark" w:uiPriority="50"/>
-    <w:lsdException w:name="List Table 6 Colorful" w:uiPriority="51"/>
-    <w:lsdException w:name="List Table 7 Colorful" w:uiPriority="52"/>
-    <w:lsdException w:name="List Table 1 Light Accent 1" w:uiPriority="46"/>
-    <w:lsdException w:name="List Table 2 Accent 1" w:uiPriority="47"/>
-    <w:lsdException w:name="List Table 3 Accent 1" w:uiPriority="48"/>
-    <w:lsdException w:name="List Table 4 Accent 1" w:uiPriority="49"/>
-    <w:lsdException w:name="List Table 5 Dark Accent 1" w:uiPriority="50"/>
-    <w:lsdException w:name="List Table 6 Colorful Accent 1" w:uiPriority="51"/>
-    <w:lsdException w:name="List Table 7 Colorful Accent 1" w:uiPriority="52"/>
-    <w:lsdException w:name="List Table 1 Light Accent 2" w:uiPriority="46"/>
-    <w:lsdException w:name="List Table 2 Accent 2" w:uiPriority="47"/>
-    <w:lsdException w:name="List Table 3 Accent 2" w:uiPriority="48"/>
-    <w:lsdException w:name="List Table 4 Accent 2" w:uiPriority="49"/>
-    <w:lsdException w:name="List Table 5 Dark Accent 2" w:uiPriority="50"/>
-    <w:lsdException w:name="List Table 6 Colorful Accent 2" w:uiPriority="51"/>
-    <w:lsdException w:name="List Table 7 Colorful Accent 2" w:uiPriority="52"/>
-    <w:lsdException w:name="List Table 1 Light Accent 3" w:uiPriority="46"/>
-    <w:lsdException w:name="List Table 2 Accent 3" w:uiPriority="47"/>
-    <w:lsdException w:name="List Table 3 Accent 3" w:uiPriority="48"/>
-    <w:lsdException w:name="List Table 4 Accent 3" w:uiPriority="49"/>
-    <w:lsdException w:name="List Table 5 Dark Accent 3" w:uiPriority="50"/>
-    <w:lsdException w:name="List Table 6 Colorful Accent 3" w:uiPriority="51"/>
-    <w:lsdException w:name="List Table 7 Colorful Accent 3" w:uiPriority="52"/>
-    <w:lsdException w:name="List Table 1 Light Accent 4" w:uiPriority="46"/>
-    <w:lsdException w:name="List Table 2 Accent 4" w:uiPriority="47"/>
-    <w:lsdException w:name="List Table 3 Accent 4" w:uiPriority="48"/>
-    <w:lsdException w:name="List Table 4 Accent 4" w:uiPriority="49"/>
-    <w:lsdException w:name="List Table 5 Dark Accent 4" w:uiPriority="50"/>
-    <w:lsdException w:name="List Table 6 Colorful Accent 4" w:uiPriority="51"/>
-    <w:lsdException w:name="List Table 7 Colorful Accent 4" w:uiPriority="52"/>
-    <w:lsdException w:name="List Table 1 Light Accent 5" w:uiPriority="46"/>
-    <w:lsdException w:name="List Table 2 Accent 5" w:uiPriority="47"/>
-    <w:lsdException w:name="List Table 3 Accent 5" w:uiPriority="48"/>
-    <w:lsdException w:name="List Table 4 Accent 5" w:uiPriority="49"/>
-    <w:lsdException w:name="List Table 5 Dark Accent 5" w:uiPriority="50"/>
-    <w:lsdException w:name="List Table 6 Colorful Accent 5" w:uiPriority="51"/>
-    <w:lsdException w:name="List Table 7 Colorful Accent 5" w:uiPriority="52"/>
-    <w:lsdException w:name="List Table 1 Light Accent 6" w:uiPriority="46"/>
-    <w:lsdException w:name="List Table 2 Accent 6" w:uiPriority="47"/>
-    <w:lsdException w:name="List Table 3 Accent 6" w:uiPriority="48"/>
-    <w:lsdException w:name="List Table 4 Accent 6" w:uiPriority="49"/>
-    <w:lsdException w:name="List Table 5 Dark Accent 6" w:uiPriority="50"/>
-    <w:lsdException w:name="List Table 6 Colorful Accent 6" w:uiPriority="51"/>
-    <w:lsdException w:name="List Table 7 Colorful Accent 6" w:uiPriority="52"/>
-    <w:lsdException w:name="Mention" w:semiHidden="1" w:unhideWhenUsed="1"/>
-    <w:lsdException w:name="Smart Hyperlink" w:semiHidden="1" w:unhideWhenUsed="1"/>
-    <w:lsdException w:name="Hashtag" w:semiHidden="1" w:unhideWhenUsed="1"/>
-    <w:lsdException w:name="Unresolved Mention" w:semiHidden="1" w:unhideWhenUsed="1"/>
-    <w:lsdException w:name="Smart Link" w:semiHidden="1" w:unhideWhenUsed="1"/>
-  </w:latentStyles>
-  <w:style w:type="paragraph" w:default="1" w:styleId="Normal">
-    <w:name w:val="Normal"/>
-    <w:aliases w:val="Subhead"/>
-    <w:qFormat/>
-    <w:rsid w:val="00437EFB"/>
-    <w:rPr>
-      <w:rFonts w:ascii="Inter" w:eastAsiaTheme="minorEastAsia" w:hAnsi="Inter"/>
-      <w:color w:val="009845" w:themeColor="accent1"/>
-    </w:rPr>
-  </w:style>
-  <w:style w:type="paragraph" w:styleId="Heading2">
-    <w:name w:val="heading 2"/>
-    <w:basedOn w:val="BodyP"/>
-    <w:next w:val="Normal"/>
-    <w:link w:val="Heading2Char"/>
-    <w:uiPriority w:val="9"/>
-    <w:unhideWhenUsed/>
-    <w:qFormat/>
-    <w:rsid w:val="00CF335B"/>
-    <w:pPr>
-      <w:spacing w:before="360" w:after="100" w:afterAutospacing="1" w:line="240" w:lineRule="auto"/>
-      <w:outlineLvl w:val="1"/>
-    </w:pPr>
-    <w:rPr>
-      <w:b/>
-      <w:bCs/>
-      <w:color w:val="FFFFFF" w:themeColor="background1"/>
-    </w:rPr>
-  </w:style>
-  <w:style w:type="character" w:default="1" w:styleId="DefaultParagraphFont">
-    <w:name w:val="Default Paragraph Font"/>
-    <w:uiPriority w:val="1"/>
-    <w:semiHidden/>
-    <w:unhideWhenUsed/>
-  </w:style>
-  <w:style w:type="table" w:default="1" w:styleId="TableNormal">
-    <w:name w:val="Normal Table"/>
-    <w:uiPriority w:val="99"/>
-    <w:semiHidden/>
-    <w:unhideWhenUsed/>
-    <w:tblPr>
-      <w:tblInd w:w="0" w:type="dxa"/>
-      <w:tblCellMar>
-        <w:top w:w="0" w:type="dxa"/>
-        <w:left w:w="108" w:type="dxa"/>
-        <w:bottom w:w="0" w:type="dxa"/>
-        <w:right w:w="108" w:type="dxa"/>
-      </w:tblCellMar>
-    </w:tblPr>
-  </w:style>
-  <w:style w:type="numbering" w:default="1" w:styleId="NoList">
-    <w:name w:val="No List"/>
-    <w:uiPriority w:val="99"/>
-    <w:semiHidden/>
-    <w:unhideWhenUsed/>
-  </w:style>
-  <w:style w:type="paragraph" w:styleId="Header">
-    <w:name w:val="header"/>
-    <w:basedOn w:val="Normal"/>
-    <w:link w:val="HeaderChar"/>
-    <w:uiPriority w:val="99"/>
-    <w:unhideWhenUsed/>
-    <w:rsid w:val="004135D2"/>
-    <w:pPr>
-      <w:tabs>
-        <w:tab w:val="center" w:pos="4680"/>
-        <w:tab w:val="right" w:pos="9360"/>
-      </w:tabs>
-    </w:pPr>
-  </w:style>
-  <w:style w:type="character" w:customStyle="1" w:styleId="HeaderChar">
-    <w:name w:val="Header Char"/>
-    <w:basedOn w:val="DefaultParagraphFont"/>
-    <w:link w:val="Header"/>
-    <w:uiPriority w:val="99"/>
-    <w:rsid w:val="004135D2"/>
-    <w:rPr>
-      <w:rFonts w:eastAsiaTheme="minorEastAsia"/>
-    </w:rPr>
-  </w:style>
-  <w:style w:type="paragraph" w:styleId="Footer">
-    <w:name w:val="footer"/>
-    <w:basedOn w:val="Normal"/>
-    <w:link w:val="FooterChar"/>
-    <w:uiPriority w:val="99"/>
-    <w:unhideWhenUsed/>
-    <w:rsid w:val="004135D2"/>
-    <w:pPr>
-      <w:tabs>
-        <w:tab w:val="center" w:pos="4680"/>
-        <w:tab w:val="right" w:pos="9360"/>
-      </w:tabs>
-    </w:pPr>
-  </w:style>
-  <w:style w:type="character" w:customStyle="1" w:styleId="FooterChar">
-    <w:name w:val="Footer Char"/>
-    <w:basedOn w:val="DefaultParagraphFont"/>
-    <w:link w:val="Footer"/>
-    <w:uiPriority w:val="99"/>
-    <w:rsid w:val="004135D2"/>
-    <w:rPr>
-      <w:rFonts w:eastAsiaTheme="minorEastAsia"/>
-    </w:rPr>
-  </w:style>
-  <w:style w:type="paragraph" w:customStyle="1" w:styleId="Sectiontype">
-    <w:name w:val="Section type"/>
-    <w:basedOn w:val="Normal"/>
-    <w:qFormat/>
-    <w:rsid w:val="00E52BED"/>
-    <w:pPr>
-      <w:tabs>
-        <w:tab w:val="right" w:pos="10080"/>
-      </w:tabs>
-      <w:suppressAutoHyphens/>
-      <w:autoSpaceDE w:val="0"/>
-      <w:autoSpaceDN w:val="0"/>
-      <w:adjustRightInd w:val="0"/>
-      <w:spacing w:before="600" w:after="240" w:line="480" w:lineRule="auto"/>
-      <w:textAlignment w:val="center"/>
-    </w:pPr>
-    <w:rPr>
-      <w:rFonts w:ascii="Arial" w:eastAsiaTheme="minorHAnsi" w:hAnsi="Arial" w:cs="Source Sans Pro Light"/>
-      <w:b/>
-      <w:noProof/>
-      <w:color w:val="FFFFFF" w:themeColor="background1"/>
-      <w:spacing w:val="40"/>
-      <w:kern w:val="0"/>
-      <w:sz w:val="20"/>
-      <w:szCs w:val="20"/>
-      <w14:ligatures w14:val="none"/>
-    </w:rPr>
-  </w:style>
-  <w:style w:type="paragraph" w:styleId="TOC1">
-    <w:name w:val="toc 1"/>
-    <w:basedOn w:val="Normal"/>
-    <w:next w:val="Normal"/>
-    <w:autoRedefine/>
-    <w:uiPriority w:val="39"/>
-    <w:unhideWhenUsed/>
-    <w:rsid w:val="00B41EC6"/>
-    <w:pPr>
-      <w:tabs>
-        <w:tab w:val="right" w:pos="10080"/>
-      </w:tabs>
-      <w:suppressAutoHyphens/>
-      <w:autoSpaceDE w:val="0"/>
-      <w:autoSpaceDN w:val="0"/>
-      <w:adjustRightInd w:val="0"/>
-      <w:spacing w:before="240" w:line="276" w:lineRule="auto"/>
-      <w:textAlignment w:val="center"/>
-    </w:pPr>
-    <w:rPr>
-      <w:rFonts w:eastAsiaTheme="minorHAnsi" w:cs="Source Sans Pro Light"/>
-      <w:color w:val="54565A"/>
-      <w:kern w:val="0"/>
-      <w:sz w:val="28"/>
-      <w:szCs w:val="36"/>
-      <w:u w:val="single"/>
-      <w14:ligatures w14:val="none"/>
-    </w:rPr>
-  </w:style>
-  <w:style w:type="character" w:styleId="PageNumber">
-    <w:name w:val="page number"/>
-    <w:basedOn w:val="DefaultParagraphFont"/>
-    <w:uiPriority w:val="99"/>
-    <w:semiHidden/>
-    <w:unhideWhenUsed/>
-    <w:rsid w:val="00003DD4"/>
-  </w:style>
-  <w:style w:type="paragraph" w:customStyle="1" w:styleId="BodyP">
-    <w:name w:val="Body P"/>
-    <w:basedOn w:val="Normal"/>
-    <w:qFormat/>
-    <w:rsid w:val="00DF103C"/>
-    <w:pPr>
-      <w:suppressAutoHyphens/>
-      <w:autoSpaceDE w:val="0"/>
-      <w:autoSpaceDN w:val="0"/>
-      <w:adjustRightInd w:val="0"/>
-      <w:spacing w:before="200" w:after="240" w:line="360" w:lineRule="auto"/>
-      <w:textAlignment w:val="center"/>
-    </w:pPr>
-    <w:rPr>
-      <w:rFonts w:eastAsiaTheme="minorHAnsi" w:cs="Source Sans Pro"/>
-      <w:color w:val="454659" w:themeColor="text1"/>
-      <w:kern w:val="0"/>
-      <w:sz w:val="21"/>
-      <w:szCs w:val="21"/>
-      <w14:ligatures w14:val="none"/>
-    </w:rPr>
-  </w:style>
-  <w:style w:type="paragraph" w:customStyle="1" w:styleId="Bullets1">
-    <w:name w:val="Bullets 1"/>
-    <w:basedOn w:val="BodyP"/>
-    <w:qFormat/>
-    <w:rsid w:val="00DF103C"/>
-    <w:pPr>
-      <w:numPr>
-        <w:numId w:val="1"/>
-      </w:numPr>
-      <w:spacing w:after="120"/>
-    </w:pPr>
-    <w:rPr>
-      <w:szCs w:val="22"/>
-    </w:rPr>
-  </w:style>
-  <w:style w:type="character" w:customStyle="1" w:styleId="normaltextrun">
-    <w:name w:val="normaltextrun"/>
-    <w:basedOn w:val="DefaultParagraphFont"/>
-    <w:rsid w:val="00A72D33"/>
-  </w:style>
-  <w:style w:type="paragraph" w:customStyle="1" w:styleId="Intro">
-    <w:name w:val="Intro"/>
-    <w:basedOn w:val="Normal"/>
-    <w:qFormat/>
-    <w:rsid w:val="00DF103C"/>
-    <w:pPr>
-      <w:suppressAutoHyphens/>
-      <w:autoSpaceDE w:val="0"/>
-      <w:autoSpaceDN w:val="0"/>
-      <w:adjustRightInd w:val="0"/>
-      <w:spacing w:after="120" w:line="360" w:lineRule="auto"/>
-      <w:textAlignment w:val="center"/>
-    </w:pPr>
-    <w:rPr>
-      <w:rFonts w:eastAsiaTheme="minorHAnsi" w:cs="Times New Roman (Body CS)"/>
-      <w:b/>
-      <w:bCs/>
-      <w:kern w:val="0"/>
-      <w:sz w:val="36"/>
-      <w:szCs w:val="36"/>
-      <w14:ligatures w14:val="none"/>
-    </w:rPr>
-  </w:style>
-  <w:style w:type="paragraph" w:styleId="ListParagraph">
-    <w:name w:val="List Paragraph"/>
-    <w:basedOn w:val="Normal"/>
-    <w:uiPriority w:val="34"/>
-    <w:qFormat/>
-    <w:rsid w:val="00703498"/>
-    <w:pPr>
-      <w:ind w:left="720"/>
-      <w:contextualSpacing/>
-    </w:pPr>
-  </w:style>
-  <w:style w:type="table" w:styleId="TableGrid">
-    <w:name w:val="Table Grid"/>
-    <w:basedOn w:val="TableNormal"/>
-    <w:uiPriority w:val="59"/>
-    <w:rsid w:val="007E4CE3"/>
-    <w:rPr>
-      <w:kern w:val="0"/>
-      <w14:ligatures w14:val="none"/>
-    </w:rPr>
-    <w:tblPr>
-      <w:tblBorders>
-        <w:top w:val="single" w:sz="4" w:space="0" w:color="auto"/>
-        <w:left w:val="single" w:sz="4" w:space="0" w:color="auto"/>
-        <w:bottom w:val="single" w:sz="4" w:space="0" w:color="auto"/>
-        <w:right w:val="single" w:sz="4" w:space="0" w:color="auto"/>
-        <w:insideH w:val="single" w:sz="4" w:space="0" w:color="auto"/>
-        <w:insideV w:val="single" w:sz="4" w:space="0" w:color="auto"/>
-      </w:tblBorders>
-    </w:tblPr>
-  </w:style>
-  <w:style w:type="paragraph" w:customStyle="1" w:styleId="spacer">
-    <w:name w:val="spacer"/>
-    <w:basedOn w:val="Normal"/>
-    <w:uiPriority w:val="99"/>
-    <w:qFormat/>
-    <w:rsid w:val="007E4CE3"/>
-    <w:pPr>
-      <w:tabs>
-        <w:tab w:val="center" w:pos="4680"/>
-        <w:tab w:val="right" w:pos="9360"/>
-      </w:tabs>
-    </w:pPr>
-    <w:rPr>
-      <w:rFonts w:eastAsiaTheme="minorHAnsi"/>
-      <w:color w:val="454659" w:themeColor="text1"/>
-      <w:kern w:val="0"/>
-      <w:sz w:val="2"/>
-      <w:szCs w:val="2"/>
-      <w14:ligatures w14:val="none"/>
-    </w:rPr>
-  </w:style>
-  <w:style w:type="paragraph" w:customStyle="1" w:styleId="SidebarBody">
-    <w:name w:val="Sidebar Body"/>
-    <w:basedOn w:val="Normal"/>
-    <w:link w:val="SidebarBodyChar"/>
-    <w:qFormat/>
-    <w:rsid w:val="007E4CE3"/>
-    <w:pPr>
-      <w:framePr w:hSpace="180" w:wrap="around" w:vAnchor="text" w:hAnchor="text" w:x="6840" w:y="1"/>
-      <w:spacing w:after="120" w:line="240" w:lineRule="atLeast"/>
-      <w:ind w:left="288" w:right="58"/>
-      <w:suppressOverlap/>
-    </w:pPr>
-    <w:rPr>
-      <w:rFonts w:eastAsiaTheme="minorHAnsi"/>
-      <w:color w:val="93579C" w:themeColor="accent6"/>
-      <w:kern w:val="0"/>
-      <w:sz w:val="18"/>
-      <w:szCs w:val="20"/>
-      <w14:ligatures w14:val="none"/>
-    </w:rPr>
-  </w:style>
-  <w:style w:type="character" w:customStyle="1" w:styleId="SidebarBodyChar">
-    <w:name w:val="Sidebar Body Char"/>
-    <w:basedOn w:val="DefaultParagraphFont"/>
-    <w:link w:val="SidebarBody"/>
-    <w:rsid w:val="007E4CE3"/>
-    <w:rPr>
-      <w:color w:val="93579C" w:themeColor="accent6"/>
-      <w:kern w:val="0"/>
-      <w:sz w:val="18"/>
-      <w:szCs w:val="20"/>
-      <w14:ligatures w14:val="none"/>
-    </w:rPr>
-  </w:style>
-  <w:style w:type="paragraph" w:customStyle="1" w:styleId="SidebarHeading1">
-    <w:name w:val="Sidebar Heading 1"/>
-    <w:basedOn w:val="SidebarBody"/>
-    <w:next w:val="SidebarBody"/>
-    <w:link w:val="SidebarHeading1Char"/>
-    <w:qFormat/>
-    <w:rsid w:val="007E4CE3"/>
-    <w:pPr>
-      <w:framePr w:wrap="around"/>
-      <w:spacing w:before="120" w:after="240"/>
-    </w:pPr>
-    <w:rPr>
-      <w:rFonts w:cstheme="minorHAnsi"/>
-      <w:b/>
-      <w:sz w:val="24"/>
-      <w:szCs w:val="24"/>
-    </w:rPr>
-  </w:style>
-  <w:style w:type="character" w:customStyle="1" w:styleId="SidebarHeading1Char">
-    <w:name w:val="Sidebar Heading 1 Char"/>
-    <w:basedOn w:val="DefaultParagraphFont"/>
-    <w:link w:val="SidebarHeading1"/>
-    <w:rsid w:val="007E4CE3"/>
-    <w:rPr>
-      <w:rFonts w:cstheme="minorHAnsi"/>
-      <w:b/>
-      <w:color w:val="93579C" w:themeColor="accent6"/>
-      <w:kern w:val="0"/>
-      <w14:ligatures w14:val="none"/>
-    </w:rPr>
-  </w:style>
-  <w:style w:type="character" w:customStyle="1" w:styleId="Heading2Char">
-    <w:name w:val="Heading 2 Char"/>
-    <w:basedOn w:val="DefaultParagraphFont"/>
-    <w:link w:val="Heading2"/>
-    <w:uiPriority w:val="9"/>
-    <w:rsid w:val="00CF335B"/>
-    <w:rPr>
-      <w:rFonts w:ascii="Arial" w:hAnsi="Arial" w:cs="Source Sans Pro"/>
-      <w:b/>
-      <w:bCs/>
-      <w:color w:val="FFFFFF" w:themeColor="background1"/>
-      <w:kern w:val="0"/>
-      <w:sz w:val="22"/>
-      <w:szCs w:val="22"/>
-      <w14:ligatures w14:val="none"/>
-    </w:rPr>
-  </w:style>
-  <w:style w:type="paragraph" w:customStyle="1" w:styleId="SidebarListBullet">
-    <w:name w:val="Sidebar List Bullet"/>
-    <w:basedOn w:val="Normal"/>
-    <w:next w:val="Normal"/>
-    <w:link w:val="SidebarListBulletChar"/>
-    <w:qFormat/>
-    <w:rsid w:val="000C317D"/>
-    <w:pPr>
-      <w:framePr w:hSpace="180" w:wrap="around" w:vAnchor="text" w:hAnchor="text" w:x="6840" w:y="1"/>
-      <w:numPr>
-        <w:numId w:val="3"/>
-      </w:numPr>
-      <w:spacing w:before="80" w:after="80" w:line="200" w:lineRule="atLeast"/>
-      <w:ind w:left="540" w:hanging="180"/>
-      <w:contextualSpacing/>
-      <w:suppressOverlap/>
-    </w:pPr>
-    <w:rPr>
-      <w:rFonts w:eastAsiaTheme="minorHAnsi"/>
-      <w:bCs/>
-      <w:color w:val="93579C" w:themeColor="accent6"/>
-      <w:kern w:val="0"/>
-      <w:sz w:val="18"/>
-      <w:szCs w:val="20"/>
-      <w14:ligatures w14:val="none"/>
-    </w:rPr>
-  </w:style>
-  <w:style w:type="character" w:customStyle="1" w:styleId="SidebarListBulletChar">
-    <w:name w:val="Sidebar List Bullet Char"/>
-    <w:basedOn w:val="DefaultParagraphFont"/>
-    <w:link w:val="SidebarListBullet"/>
-    <w:rsid w:val="000C317D"/>
-    <w:rPr>
-      <w:bCs/>
-      <w:color w:val="93579C" w:themeColor="accent6"/>
-      <w:kern w:val="0"/>
-      <w:sz w:val="18"/>
-      <w:szCs w:val="20"/>
-      <w14:ligatures w14:val="none"/>
-    </w:rPr>
-  </w:style>
-  <w:style w:type="paragraph" w:customStyle="1" w:styleId="SidebarHeading2">
-    <w:name w:val="Sidebar Heading 2"/>
-    <w:basedOn w:val="SidebarHeading1"/>
-    <w:qFormat/>
-    <w:rsid w:val="000C317D"/>
-    <w:pPr>
-      <w:framePr w:wrap="around"/>
-      <w:spacing w:before="180" w:after="120"/>
-    </w:pPr>
-    <w:rPr>
-      <w:sz w:val="18"/>
-      <w:szCs w:val="18"/>
-    </w:rPr>
-  </w:style>
-  <w:style w:type="paragraph" w:customStyle="1" w:styleId="SidebarQuote">
-    <w:name w:val="Sidebar Quote"/>
-    <w:basedOn w:val="SidebarBody"/>
-    <w:qFormat/>
-    <w:rsid w:val="000C317D"/>
-    <w:pPr>
-      <w:framePr w:wrap="around"/>
-      <w:spacing w:after="0" w:line="360" w:lineRule="auto"/>
-      <w:ind w:hanging="14"/>
-    </w:pPr>
-    <w:rPr>
-      <w:color w:val="10CFC9" w:themeColor="accent2"/>
-      <w:sz w:val="24"/>
-      <w:szCs w:val="24"/>
-    </w:rPr>
-  </w:style>
-  <w:style w:type="paragraph" w:customStyle="1" w:styleId="BasicParagraph">
-    <w:name w:val="[Basic Paragraph]"/>
-    <w:basedOn w:val="Normal"/>
-    <w:uiPriority w:val="99"/>
-    <w:rsid w:val="0063694C"/>
-    <w:pPr>
-      <w:suppressAutoHyphens/>
-      <w:autoSpaceDE w:val="0"/>
-      <w:autoSpaceDN w:val="0"/>
-      <w:adjustRightInd w:val="0"/>
-      <w:spacing w:line="384" w:lineRule="atLeast"/>
-      <w:textAlignment w:val="center"/>
-    </w:pPr>
-    <w:rPr>
-      <w:rFonts w:ascii="Source Sans Pro" w:eastAsiaTheme="minorHAnsi" w:hAnsi="Source Sans Pro" w:cs="Source Sans Pro"/>
-      <w:color w:val="0C2332"/>
-      <w:kern w:val="0"/>
-      <w:sz w:val="22"/>
-      <w:lang w:bidi="gu-IN"/>
-      <w14:ligatures w14:val="none"/>
-    </w:rPr>
-  </w:style>
-  <w:style w:type="paragraph" w:styleId="BodyText">
-    <w:name w:val="Body Text"/>
-    <w:basedOn w:val="Normal"/>
-    <w:link w:val="BodyTextChar"/>
-    <w:uiPriority w:val="1"/>
-    <w:qFormat/>
-    <w:rsid w:val="0063694C"/>
-    <w:pPr>
-      <w:widowControl w:val="0"/>
-      <w:autoSpaceDE w:val="0"/>
-      <w:autoSpaceDN w:val="0"/>
-    </w:pPr>
-    <w:rPr>
-      <w:rFonts w:eastAsia="Inter" w:cs="Inter"/>
-      <w:color w:val="auto"/>
-      <w:kern w:val="0"/>
-      <w:sz w:val="20"/>
-      <w:szCs w:val="20"/>
-      <w14:ligatures w14:val="none"/>
-    </w:rPr>
-  </w:style>
-  <w:style w:type="character" w:customStyle="1" w:styleId="BodyTextChar">
-    <w:name w:val="Body Text Char"/>
-    <w:basedOn w:val="DefaultParagraphFont"/>
-    <w:link w:val="BodyText"/>
-    <w:uiPriority w:val="1"/>
-    <w:rsid w:val="0063694C"/>
-    <w:rPr>
-      <w:rFonts w:ascii="Inter" w:eastAsia="Inter" w:hAnsi="Inter" w:cs="Inter"/>
-      <w:kern w:val="0"/>
-      <w:sz w:val="20"/>
-      <w:szCs w:val="20"/>
-      <w14:ligatures w14:val="none"/>
-    </w:rPr>
-  </w:style>
-  <w:style w:type="character" w:customStyle="1" w:styleId="CopySmall">
-    <w:name w:val="Copy Small"/>
-    <w:basedOn w:val="DefaultParagraphFont"/>
-    <w:uiPriority w:val="99"/>
-    <w:rsid w:val="0063694C"/>
-    <w:rPr>
-      <w:rFonts w:ascii="Inter" w:hAnsi="Inter" w:cs="Inter"/>
-      <w:outline/>
-      <w:spacing w:val="-2"/>
-      <w:sz w:val="18"/>
-      <w:szCs w:val="18"/>
-    </w:rPr>
-  </w:style>
-  <w:style w:type="character" w:customStyle="1" w:styleId="Footnotes">
-    <w:name w:val="Footnotes"/>
-    <w:basedOn w:val="DefaultParagraphFont"/>
-    <w:uiPriority w:val="99"/>
-    <w:rsid w:val="0063694C"/>
-    <w:rPr>
-      <w:rFonts w:ascii="Inter" w:hAnsi="Inter" w:cs="Inter"/>
-      <w:outline/>
-      <w:spacing w:val="0"/>
-      <w:sz w:val="10"/>
-      <w:szCs w:val="10"/>
-    </w:rPr>
-  </w:style>
-  <w:style w:type="character" w:styleId="Hyperlink">
-    <w:name w:val="Hyperlink"/>
-    <w:basedOn w:val="DefaultParagraphFont"/>
-    <w:uiPriority w:val="99"/>
-    <w:unhideWhenUsed/>
-    <w:rsid w:val="001D12C4"/>
-    <w:rPr>
-      <w:color w:val="009845" w:themeColor="hyperlink"/>
-      <w:u w:val="single"/>
-    </w:rPr>
-  </w:style>
-  <w:style w:type="character" w:styleId="UnresolvedMention">
-    <w:name w:val="Unresolved Mention"/>
-    <w:basedOn w:val="DefaultParagraphFont"/>
-    <w:uiPriority w:val="99"/>
-    <w:semiHidden/>
-    <w:unhideWhenUsed/>
-    <w:rsid w:val="001D12C4"/>
-    <w:rPr>
-      <w:color w:val="605E5C"/>
-      <w:shd w:val="clear" w:color="auto" w:fill="E1DFDD"/>
-    </w:rPr>
-  </w:style>
 </w:styles>
 </file>
--- a/documents/demo-scripts/01_Infrastructure_Data_Sources.docx
+++ b/documents/demo-scripts/01_Infrastructure_Data_Sources.docx
@@ -975,7 +975,7 @@
             </w:pPr>
             <w:r>
               <w:rPr>
-                <w:rFonts w:ascii="Consolas" w:cs="Consolas" w:eastAsia="Consolas" w:hAnsi="Consolas"/>
+                <w:rFonts w:ascii="Inter" w:cs="Inter" w:eastAsia="Inter" w:hAnsi="Inter"/>
                 <w:color w:val="54565A"/>
                 <w:sz w:val="20"/>
                 <w:szCs w:val="20"/>
@@ -1116,7 +1116,7 @@
             </w:pPr>
             <w:r>
               <w:rPr>
-                <w:rFonts w:ascii="Consolas" w:cs="Consolas" w:eastAsia="Consolas" w:hAnsi="Consolas"/>
+                <w:rFonts w:ascii="Inter" w:cs="Inter" w:eastAsia="Inter" w:hAnsi="Inter"/>
                 <w:color w:val="54565A"/>
                 <w:sz w:val="20"/>
                 <w:szCs w:val="20"/>
@@ -1314,7 +1314,7 @@
             </w:pPr>
             <w:r>
               <w:rPr>
-                <w:rFonts w:ascii="Consolas" w:cs="Consolas" w:eastAsia="Consolas" w:hAnsi="Consolas"/>
+                <w:rFonts w:ascii="Inter" w:cs="Inter" w:eastAsia="Inter" w:hAnsi="Inter"/>
                 <w:color w:val="54565A"/>
                 <w:sz w:val="20"/>
                 <w:szCs w:val="20"/>
@@ -1427,7 +1427,7 @@
             </w:pPr>
             <w:r>
               <w:rPr>
-                <w:rFonts w:ascii="Consolas" w:cs="Consolas" w:eastAsia="Consolas" w:hAnsi="Consolas"/>
+                <w:rFonts w:ascii="Inter" w:cs="Inter" w:eastAsia="Inter" w:hAnsi="Inter"/>
                 <w:color w:val="54565A"/>
                 <w:sz w:val="20"/>
                 <w:szCs w:val="20"/>
@@ -1653,7 +1653,7 @@
             </w:pPr>
             <w:r>
               <w:rPr>
-                <w:rFonts w:ascii="Consolas" w:cs="Consolas" w:eastAsia="Consolas" w:hAnsi="Consolas"/>
+                <w:rFonts w:ascii="Inter" w:cs="Inter" w:eastAsia="Inter" w:hAnsi="Inter"/>
                 <w:color w:val="54565A"/>
                 <w:sz w:val="20"/>
                 <w:szCs w:val="20"/>
@@ -1963,7 +1963,7 @@
             </w:pPr>
             <w:r>
               <w:rPr>
-                <w:rFonts w:ascii="Consolas" w:cs="Consolas" w:eastAsia="Consolas" w:hAnsi="Consolas"/>
+                <w:rFonts w:ascii="Inter" w:cs="Inter" w:eastAsia="Inter" w:hAnsi="Inter"/>
                 <w:color w:val="54565A"/>
                 <w:sz w:val="20"/>
                 <w:szCs w:val="20"/>

--- a/documents/demo-scripts/01_Infrastructure_Data_Sources.docx
+++ b/documents/demo-scripts/01_Infrastructure_Data_Sources.docx
@@ -256,7 +256,7 @@
                 <w:sz w:val="20"/>
                 <w:szCs w:val="20"/>
               </w:rPr>
-              <w:t xml:space="preserve">PostgreSQL, Apache Kafka (Confluent), Salesforce, Docker</w:t>
+              <w:t xml:space="preserve">PostgreSQL, Apache Kafka (Confluent), MySQL, Docker</w:t>
             </w:r>
           </w:p>
         </w:tc>
@@ -556,7 +556,7 @@
           <w:sz w:val="21"/>
           <w:szCs w:val="21"/>
         </w:rPr>
-        <w:t xml:space="preserve">A Salesforce Developer Edition org (free at developer.salesforce.com)</w:t>
+        <w:t xml:space="preserve">Nothing external — the CRM is a MySQL container in this repo's own stack</w:t>
       </w:r>
     </w:p>
     <w:p>
@@ -1774,7 +1774,7 @@
           <w:sz w:val="22"/>
           <w:szCs w:val="22"/>
         </w:rPr>
-        <w:t xml:space="preserve">Step 3: Configure Salesforce</w:t>
+        <w:t xml:space="preserve">Step 3: Start the Meridian CRM</w:t>
       </w:r>
     </w:p>
     <w:p>
@@ -1802,91 +1802,7 @@
           <w:sz w:val="21"/>
           <w:szCs w:val="21"/>
         </w:rPr>
-        <w:t xml:space="preserve">Log into your Salesforce Developer Edition org</w:t>
-      </w:r>
-    </w:p>
-    <w:p>
-      <w:pPr>
-        <w:spacing w:after="80"/>
-        <w:ind w:left="431"/>
-      </w:pPr>
-      <w:r>
-        <w:rPr>
-          <w:rFonts w:ascii="Inter" w:cs="Inter" w:eastAsia="Inter" w:hAnsi="Inter"/>
-          <w:b/>
-          <w:bCs/>
-          <w:color w:val="006580"/>
-          <w:sz w:val="21"/>
-          <w:szCs w:val="21"/>
-        </w:rPr>
-        <w:t xml:space="preserve">2. </w:t>
-      </w:r>
-      <w:r>
-        <w:rPr>
-          <w:rFonts w:ascii="Inter" w:cs="Inter" w:eastAsia="Inter" w:hAnsi="Inter"/>
-          <w:b w:val="false"/>
-          <w:bCs w:val="false"/>
-          <w:color w:val="54565A"/>
-          <w:sz w:val="21"/>
-          <w:szCs w:val="21"/>
-        </w:rPr>
-        <w:t xml:space="preserve">Create custom objects MCG_Order__c and MCG_Product__c (see data_model.md Section 3)</w:t>
-      </w:r>
-    </w:p>
-    <w:p>
-      <w:pPr>
-        <w:spacing w:after="80"/>
-        <w:ind w:left="431"/>
-      </w:pPr>
-      <w:r>
-        <w:rPr>
-          <w:rFonts w:ascii="Inter" w:cs="Inter" w:eastAsia="Inter" w:hAnsi="Inter"/>
-          <w:b/>
-          <w:bCs/>
-          <w:color w:val="006580"/>
-          <w:sz w:val="21"/>
-          <w:szCs w:val="21"/>
-        </w:rPr>
-        <w:t xml:space="preserve">3. </w:t>
-      </w:r>
-      <w:r>
-        <w:rPr>
-          <w:rFonts w:ascii="Inter" w:cs="Inter" w:eastAsia="Inter" w:hAnsi="Inter"/>
-          <w:b w:val="false"/>
-          <w:bCs w:val="false"/>
-          <w:color w:val="54565A"/>
-          <w:sz w:val="21"/>
-          <w:szCs w:val="21"/>
-        </w:rPr>
-        <w:t xml:space="preserve">Create API user and generate security token</w:t>
-      </w:r>
-    </w:p>
-    <w:p>
-      <w:pPr>
-        <w:spacing w:after="80"/>
-        <w:ind w:left="431"/>
-      </w:pPr>
-      <w:r>
-        <w:rPr>
-          <w:rFonts w:ascii="Inter" w:cs="Inter" w:eastAsia="Inter" w:hAnsi="Inter"/>
-          <w:b/>
-          <w:bCs/>
-          <w:color w:val="006580"/>
-          <w:sz w:val="21"/>
-          <w:szCs w:val="21"/>
-        </w:rPr>
-        <w:t xml:space="preserve">4. </w:t>
-      </w:r>
-      <w:r>
-        <w:rPr>
-          <w:rFonts w:ascii="Inter" w:cs="Inter" w:eastAsia="Inter" w:hAnsi="Inter"/>
-          <w:b w:val="false"/>
-          <w:bCs w:val="false"/>
-          <w:color w:val="54565A"/>
-          <w:sz w:val="21"/>
-          <w:szCs w:val="21"/>
-        </w:rPr>
-        <w:t xml:space="preserve">Run the Salesforce simulator:</w:t>
+        <w:t xml:space="preserve">Bring up the CRM database and its simulator (the same compose command also starts the WMS and IoT feeds):</w:t>
       </w:r>
     </w:p>
     <w:tbl>
@@ -1968,7 +1884,261 @@
                 <w:sz w:val="20"/>
                 <w:szCs w:val="20"/>
               </w:rPr>
-              <w:t xml:space="preserve">python simulators/salesforce_simulator.py --instance https://your-dev-org.my.salesforce.com</w:t>
+              <w:t xml:space="preserve">npm run docker:up:simulators</w:t>
+            </w:r>
+          </w:p>
+        </w:tc>
+      </w:tr>
+    </w:tbl>
+    <w:p>
+      <w:pPr>
+        <w:spacing w:after="80"/>
+        <w:ind w:left="431"/>
+      </w:pPr>
+      <w:r>
+        <w:rPr>
+          <w:rFonts w:ascii="Inter" w:cs="Inter" w:eastAsia="Inter" w:hAnsi="Inter"/>
+          <w:b/>
+          <w:bCs/>
+          <w:color w:val="006580"/>
+          <w:sz w:val="21"/>
+          <w:szCs w:val="21"/>
+        </w:rPr>
+        <w:t xml:space="preserve">2. </w:t>
+      </w:r>
+      <w:r>
+        <w:rPr>
+          <w:rFonts w:ascii="Inter" w:cs="Inter" w:eastAsia="Inter" w:hAnsi="Inter"/>
+          <w:b w:val="false"/>
+          <w:bCs w:val="false"/>
+          <w:color w:val="54565A"/>
+          <w:sz w:val="21"/>
+          <w:szCs w:val="21"/>
+        </w:rPr>
+        <w:t xml:space="preserve">The seeder creates crm_contacts, crm_orders and crm_products and loads the demo population. It is idempotent, so re-running changes nothing.</w:t>
+      </w:r>
+    </w:p>
+    <w:p>
+      <w:pPr>
+        <w:spacing w:after="80"/>
+        <w:ind w:left="431"/>
+      </w:pPr>
+      <w:r>
+        <w:rPr>
+          <w:rFonts w:ascii="Inter" w:cs="Inter" w:eastAsia="Inter" w:hAnsi="Inter"/>
+          <w:b/>
+          <w:bCs/>
+          <w:color w:val="006580"/>
+          <w:sz w:val="21"/>
+          <w:szCs w:val="21"/>
+        </w:rPr>
+        <w:t xml:space="preserve">3. </w:t>
+      </w:r>
+      <w:r>
+        <w:rPr>
+          <w:rFonts w:ascii="Inter" w:cs="Inter" w:eastAsia="Inter" w:hAnsi="Inter"/>
+          <w:b w:val="false"/>
+          <w:bCs w:val="false"/>
+          <w:color w:val="54565A"/>
+          <w:sz w:val="21"/>
+          <w:szCs w:val="21"/>
+        </w:rPr>
+        <w:t xml:space="preserve">Open a SQL prompt against it and show live rows:</w:t>
+      </w:r>
+    </w:p>
+    <w:tbl>
+      <w:tblPr>
+        <w:tblW w:type="pct" w:w="100%"/>
+        <w:tblBorders>
+          <w:top w:val="single" w:color="auto" w:sz="4"/>
+          <w:left w:val="single" w:color="auto" w:sz="4"/>
+          <w:bottom w:val="single" w:color="auto" w:sz="4"/>
+          <w:right w:val="single" w:color="auto" w:sz="4"/>
+          <w:insideH w:val="single" w:color="auto" w:sz="4"/>
+          <w:insideV w:val="single" w:color="auto" w:sz="4"/>
+        </w:tblBorders>
+      </w:tblPr>
+      <w:tblGrid>
+        <w:gridCol w:w="100"/>
+        <w:gridCol w:w="100"/>
+      </w:tblGrid>
+      <w:tr>
+        <w:tc>
+          <w:tcPr>
+            <w:tcW w:type="pct" w:w="2%"/>
+            <w:tcBorders>
+              <w:top w:val="none"/>
+              <w:left w:val="none"/>
+              <w:bottom w:val="none"/>
+              <w:right w:val="none"/>
+            </w:tcBorders>
+            <w:shd w:color="006580" w:val="solid"/>
+          </w:tcPr>
+          <w:p>
+            <w:pPr>
+              <w:spacing w:after="0"/>
+            </w:pPr>
+            <w:r>
+              <w:rPr>
+                <w:sz w:val="10"/>
+                <w:szCs w:val="10"/>
+              </w:rPr>
+              <w:t xml:space="preserve"> </w:t>
+            </w:r>
+          </w:p>
+        </w:tc>
+        <w:tc>
+          <w:tcPr>
+            <w:tcW w:type="pct" w:w="98%"/>
+            <w:shd w:color="E0F2F5" w:val="solid"/>
+            <w:tcMar>
+              <w:top w:type="dxa" w:w="60"/>
+              <w:left w:type="dxa" w:w="120"/>
+              <w:bottom w:type="dxa" w:w="60"/>
+              <w:right w:type="dxa" w:w="120"/>
+            </w:tcMar>
+          </w:tcPr>
+          <w:p>
+            <w:pPr>
+              <w:spacing w:after="40"/>
+            </w:pPr>
+            <w:r>
+              <w:rPr>
+                <w:rFonts w:ascii="Inter" w:cs="Inter" w:eastAsia="Inter" w:hAnsi="Inter"/>
+                <w:b/>
+                <w:bCs/>
+                <w:color w:val="006580"/>
+                <w:sz w:val="18"/>
+                <w:szCs w:val="18"/>
+              </w:rPr>
+              <w:t xml:space="preserve">Terminal Command</w:t>
+            </w:r>
+          </w:p>
+          <w:p>
+            <w:pPr>
+              <w:spacing w:after="0"/>
+            </w:pPr>
+            <w:r>
+              <w:rPr>
+                <w:rFonts w:ascii="Inter" w:cs="Inter" w:eastAsia="Inter" w:hAnsi="Inter"/>
+                <w:color w:val="54565A"/>
+                <w:sz w:val="20"/>
+                <w:szCs w:val="20"/>
+              </w:rPr>
+              <w:t xml:space="preserve">npm run db:crm</w:t>
+            </w:r>
+          </w:p>
+        </w:tc>
+      </w:tr>
+    </w:tbl>
+    <w:p>
+      <w:pPr>
+        <w:spacing w:after="80"/>
+        <w:ind w:left="431"/>
+      </w:pPr>
+      <w:r>
+        <w:rPr>
+          <w:rFonts w:ascii="Inter" w:cs="Inter" w:eastAsia="Inter" w:hAnsi="Inter"/>
+          <w:b/>
+          <w:bCs/>
+          <w:color w:val="006580"/>
+          <w:sz w:val="21"/>
+          <w:szCs w:val="21"/>
+        </w:rPr>
+        <w:t xml:space="preserve">4. </w:t>
+      </w:r>
+      <w:r>
+        <w:rPr>
+          <w:rFonts w:ascii="Inter" w:cs="Inter" w:eastAsia="Inter" w:hAnsi="Inter"/>
+          <w:b w:val="false"/>
+          <w:bCs w:val="false"/>
+          <w:color w:val="54565A"/>
+          <w:sz w:val="21"/>
+          <w:szCs w:val="21"/>
+        </w:rPr>
+        <w:t xml:space="preserve">Prove the change stream is real, not an append log:</w:t>
+      </w:r>
+    </w:p>
+    <w:tbl>
+      <w:tblPr>
+        <w:tblW w:type="pct" w:w="100%"/>
+        <w:tblBorders>
+          <w:top w:val="single" w:color="auto" w:sz="4"/>
+          <w:left w:val="single" w:color="auto" w:sz="4"/>
+          <w:bottom w:val="single" w:color="auto" w:sz="4"/>
+          <w:right w:val="single" w:color="auto" w:sz="4"/>
+          <w:insideH w:val="single" w:color="auto" w:sz="4"/>
+          <w:insideV w:val="single" w:color="auto" w:sz="4"/>
+        </w:tblBorders>
+      </w:tblPr>
+      <w:tblGrid>
+        <w:gridCol w:w="100"/>
+        <w:gridCol w:w="100"/>
+      </w:tblGrid>
+      <w:tr>
+        <w:tc>
+          <w:tcPr>
+            <w:tcW w:type="pct" w:w="2%"/>
+            <w:tcBorders>
+              <w:top w:val="none"/>
+              <w:left w:val="none"/>
+              <w:bottom w:val="none"/>
+              <w:right w:val="none"/>
+            </w:tcBorders>
+            <w:shd w:color="006580" w:val="solid"/>
+          </w:tcPr>
+          <w:p>
+            <w:pPr>
+              <w:spacing w:after="0"/>
+            </w:pPr>
+            <w:r>
+              <w:rPr>
+                <w:sz w:val="10"/>
+                <w:szCs w:val="10"/>
+              </w:rPr>
+              <w:t xml:space="preserve"> </w:t>
+            </w:r>
+          </w:p>
+        </w:tc>
+        <w:tc>
+          <w:tcPr>
+            <w:tcW w:type="pct" w:w="98%"/>
+            <w:shd w:color="E0F2F5" w:val="solid"/>
+            <w:tcMar>
+              <w:top w:type="dxa" w:w="60"/>
+              <w:left w:type="dxa" w:w="120"/>
+              <w:bottom w:type="dxa" w:w="60"/>
+              <w:right w:type="dxa" w:w="120"/>
+            </w:tcMar>
+          </w:tcPr>
+          <w:p>
+            <w:pPr>
+              <w:spacing w:after="40"/>
+            </w:pPr>
+            <w:r>
+              <w:rPr>
+                <w:rFonts w:ascii="Inter" w:cs="Inter" w:eastAsia="Inter" w:hAnsi="Inter"/>
+                <w:b/>
+                <w:bCs/>
+                <w:color w:val="006580"/>
+                <w:sz w:val="18"/>
+                <w:szCs w:val="18"/>
+              </w:rPr>
+              <w:t xml:space="preserve">SQL — re-run after a minute and watch orders move along the lifecycle</w:t>
+            </w:r>
+          </w:p>
+          <w:p>
+            <w:pPr>
+              <w:spacing w:after="0"/>
+            </w:pPr>
+            <w:r>
+              <w:rPr>
+                <w:rFonts w:ascii="Inter" w:cs="Inter" w:eastAsia="Inter" w:hAnsi="Inter"/>
+                <w:color w:val="54565A"/>
+                <w:sz w:val="20"/>
+                <w:szCs w:val="20"/>
+              </w:rPr>
+              <w:t xml:space="preserve">SELECT order_status, COUNT(*) FROM crm_orders GROUP BY order_status;</w:t>
             </w:r>
           </w:p>
         </w:tc>
@@ -2037,7 +2207,7 @@
                 <w:sz w:val="20"/>
                 <w:szCs w:val="20"/>
               </w:rPr>
-              <w:t xml:space="preserve">Talking point: Salesforce data has 11% address formatting inconsistencies and a legacy 30-character field limit that truncates addresses. These feed directly into Nightmare #2 (Address Catastrophe).</w:t>
+              <w:t xml:space="preserve">Talking point: Meridian CRM data has 11% address formatting inconsistencies and a legacy 30-character field limit that truncates addresses. These feed directly into Nightmare #2 (Address Catastrophe).</w:t>
             </w:r>
           </w:p>
         </w:tc>
@@ -2057,269 +2227,61 @@
       </w:tblPr>
       <w:tblGrid>
         <w:gridCol w:w="100"/>
+        <w:gridCol w:w="100"/>
       </w:tblGrid>
       <w:tr>
         <w:tc>
           <w:tcPr>
-            <w:tcW w:type="pct" w:w="100%"/>
+            <w:tcW w:type="pct" w:w="1%"/>
             <w:tcBorders>
-              <w:top w:val="single" w:color="009845" w:sz="1"/>
-              <w:left w:val="single" w:color="009845" w:sz="6"/>
-              <w:bottom w:val="single" w:color="009845" w:sz="1"/>
+              <w:top w:val="none"/>
+              <w:left w:val="none"/>
+              <w:bottom w:val="none"/>
               <w:right w:val="none"/>
             </w:tcBorders>
-            <w:shd w:color="E0F5EA" w:val="solid"/>
-            <w:tcMar>
-              <w:top w:type="dxa" w:w="40"/>
+            <w:shd w:color="006580" w:val="solid"/>
+          </w:tcPr>
+          <w:p>
+            <w:pPr>
+              <w:spacing w:after="0"/>
+            </w:pPr>
+            <w:r>
+              <w:rPr>
+                <w:sz w:val="10"/>
+                <w:szCs w:val="10"/>
+              </w:rPr>
+              <w:t xml:space="preserve"> </w:t>
+            </w:r>
+          </w:p>
+        </w:tc>
+        <w:tc>
+          <w:tcPr>
+            <w:tcW w:type="pct" w:w="99%"/>
+            <w:shd w:color="F6F7F8" w:val="solid"/>
+            <w:tcMar>
+              <w:top w:type="dxa" w:w="80"/>
               <w:left w:type="dxa" w:w="120"/>
-              <w:bottom w:type="dxa" w:w="40"/>
+              <w:bottom w:type="dxa" w:w="80"/>
               <w:right w:type="dxa" w:w="120"/>
             </w:tcMar>
           </w:tcPr>
           <w:p>
             <w:pPr>
-              <w:spacing w:after="30"/>
-            </w:pPr>
-            <w:r>
-              <w:rPr>
-                <w:rFonts w:ascii="Inter" w:cs="Inter" w:eastAsia="Inter" w:hAnsi="Inter"/>
-                <w:b/>
-                <w:bCs/>
-                <w:color w:val="009845"/>
-                <w:sz w:val="16"/>
-                <w:szCs w:val="16"/>
-              </w:rPr>
-              <w:t xml:space="preserve">TELL (after showing)</w:t>
-            </w:r>
-          </w:p>
-          <w:p>
-            <w:pPr>
-              <w:spacing w:after="0"/>
-            </w:pPr>
-            <w:r>
-              <w:rPr>
-                <w:rFonts w:ascii="Inter" w:cs="Inter" w:eastAsia="Inter" w:hAnsi="Inter"/>
-                <w:i/>
-                <w:iCs/>
+              <w:spacing w:after="0"/>
+            </w:pPr>
+            <w:r>
+              <w:rPr>
+                <w:rFonts w:ascii="Inter" w:cs="Inter" w:eastAsia="Inter" w:hAnsi="Inter"/>
                 <w:color w:val="54565A"/>
-                <w:sz w:val="18"/>
-                <w:szCs w:val="18"/>
-              </w:rPr>
-              <w:t xml:space="preserve">So what you just saw are three real data sources — a warehouse database, IoT cold-chain sensors, and a CRM — all generating data with real-world quality problems baked in. This is not sanitized demo data. This is how supply chain data actually looks.</w:t>
+                <w:sz w:val="20"/>
+                <w:szCs w:val="20"/>
+              </w:rPr>
+              <w:t xml:space="preserve">Talking point: this source is not just growing, it is CHANGING. Orders advance through their lifecycle, addresses get corrected in place, old orders get purged. The MySQL binary log carries UPDATE and DELETE events, which is what log-based CDC exists to capture — a source that only ever inserts would make CDC indistinguishable from an append.</w:t>
             </w:r>
           </w:p>
         </w:tc>
       </w:tr>
     </w:tbl>
-    <w:p>
-      <w:pPr>
-        <w:spacing w:after="80" w:before="80"/>
-      </w:pPr>
-      <w:r>
-        <w:rPr>
-          <w:rFonts w:ascii="Inter" w:cs="Inter" w:eastAsia="Inter" w:hAnsi="Inter"/>
-          <w:b/>
-          <w:bCs/>
-          <w:color w:val="10CFC9"/>
-          <w:sz w:val="20"/>
-          <w:szCs w:val="20"/>
-        </w:rPr>
-        <w:t xml:space="preserve">Ask the audience: </w:t>
-      </w:r>
-      <w:r>
-        <w:rPr>
-          <w:rFonts w:ascii="Inter" w:cs="Inter" w:eastAsia="Inter" w:hAnsi="Inter"/>
-          <w:i/>
-          <w:iCs/>
-          <w:color w:val="54565A"/>
-          <w:sz w:val="20"/>
-          <w:szCs w:val="20"/>
-        </w:rPr>
-        <w:t xml:space="preserve">"Does this feel familiar? How many disconnected data sources does your team deal with today?"</w:t>
-      </w:r>
-    </w:p>
-    <w:p>
-      <w:pPr>
-        <w:spacing w:after="100" w:before="60"/>
-      </w:pPr>
-      <w:r>
-        <w:rPr>
-          <w:rFonts w:ascii="Inter" w:cs="Inter" w:eastAsia="Inter" w:hAnsi="Inter"/>
-          <w:color w:val="54565A"/>
-          <w:sz w:val="20"/>
-          <w:szCs w:val="20"/>
-        </w:rPr>
-        <w:t xml:space="preserve">Ingest data from three independent systems in real-time</w:t>
-      </w:r>
-      <w:r>
-        <w:rPr>
-          <w:rFonts w:ascii="Inter" w:cs="Inter" w:eastAsia="Inter" w:hAnsi="Inter"/>
-          <w:b/>
-          <w:bCs/>
-          <w:color w:val="009845"/>
-          <w:sz w:val="20"/>
-          <w:szCs w:val="20"/>
-        </w:rPr>
-        <w:t xml:space="preserve">  →  so you can  </w:t>
-      </w:r>
-      <w:r>
-        <w:rPr>
-          <w:rFonts w:ascii="Inter" w:cs="Inter" w:eastAsia="Inter" w:hAnsi="Inter"/>
-          <w:color w:val="54565A"/>
-          <w:sz w:val="20"/>
-          <w:szCs w:val="20"/>
-        </w:rPr>
-        <w:t xml:space="preserve">see the complete supply chain picture in one place</w:t>
-      </w:r>
-      <w:r>
-        <w:rPr>
-          <w:rFonts w:ascii="Inter" w:cs="Inter" w:eastAsia="Inter" w:hAnsi="Inter"/>
-          <w:b/>
-          <w:bCs/>
-          <w:color w:val="009845"/>
-          <w:sz w:val="20"/>
-          <w:szCs w:val="20"/>
-        </w:rPr>
-        <w:t xml:space="preserve">  →  so you can  </w:t>
-      </w:r>
-      <w:r>
-        <w:rPr>
-          <w:rFonts w:ascii="Inter" w:cs="Inter" w:eastAsia="Inter" w:hAnsi="Inter"/>
-          <w:color w:val="54565A"/>
-          <w:sz w:val="20"/>
-          <w:szCs w:val="20"/>
-        </w:rPr>
-        <w:t xml:space="preserve">catch problems like phantom inventory before they cost $48M</w:t>
-      </w:r>
-    </w:p>
-    <w:p>
-      <w:pPr>
-        <w:spacing w:after="120" w:before="280"/>
-      </w:pPr>
-      <w:r>
-        <w:rPr>
-          <w:rFonts w:ascii="Inter" w:cs="Inter" w:eastAsia="Inter" w:hAnsi="Inter"/>
-          <w:b/>
-          <w:bCs/>
-          <w:color w:val="006580"/>
-          <w:sz w:val="26"/>
-          <w:szCs w:val="26"/>
-        </w:rPr>
-        <w:t xml:space="preserve">Talking Points</w:t>
-      </w:r>
-    </w:p>
-    <w:p>
-      <w:pPr>
-        <w:pStyle w:val="ListParagraph"/>
-        <w:numPr>
-          <w:ilvl w:val="0"/>
-          <w:numId w:val="1"/>
-        </w:numPr>
-        <w:spacing w:after="120"/>
-        <w:jc w:val="left"/>
-      </w:pPr>
-      <w:r>
-        <w:rPr>
-          <w:rFonts w:ascii="Inter" w:cs="Inter" w:eastAsia="Inter" w:hAnsi="Inter"/>
-          <w:b w:val="false"/>
-          <w:bCs w:val="false"/>
-          <w:i w:val="false"/>
-          <w:iCs w:val="false"/>
-          <w:color w:val="19416C"/>
-          <w:sz w:val="21"/>
-          <w:szCs w:val="21"/>
-        </w:rPr>
-        <w:t xml:space="preserve">Three completely independent data systems — this is reality for every enterprise, not a contrived demo</w:t>
-      </w:r>
-    </w:p>
-    <w:p>
-      <w:pPr>
-        <w:pStyle w:val="ListParagraph"/>
-        <w:numPr>
-          <w:ilvl w:val="0"/>
-          <w:numId w:val="1"/>
-        </w:numPr>
-        <w:spacing w:after="120"/>
-        <w:jc w:val="left"/>
-      </w:pPr>
-      <w:r>
-        <w:rPr>
-          <w:rFonts w:ascii="Inter" w:cs="Inter" w:eastAsia="Inter" w:hAnsi="Inter"/>
-          <w:b w:val="false"/>
-          <w:bCs w:val="false"/>
-          <w:i w:val="false"/>
-          <w:iCs w:val="false"/>
-          <w:color w:val="19416C"/>
-          <w:sz w:val="21"/>
-          <w:szCs w:val="21"/>
-        </w:rPr>
-        <w:t xml:space="preserve">Each source has its own data quality problems baked in — we didn't clean the data before loading it</w:t>
-      </w:r>
-    </w:p>
-    <w:p>
-      <w:pPr>
-        <w:pStyle w:val="ListParagraph"/>
-        <w:numPr>
-          <w:ilvl w:val="0"/>
-          <w:numId w:val="1"/>
-        </w:numPr>
-        <w:spacing w:after="120"/>
-        <w:jc w:val="left"/>
-      </w:pPr>
-      <w:r>
-        <w:rPr>
-          <w:rFonts w:ascii="Inter" w:cs="Inter" w:eastAsia="Inter" w:hAnsi="Inter"/>
-          <w:b w:val="false"/>
-          <w:bCs w:val="false"/>
-          <w:i w:val="false"/>
-          <w:iCs w:val="false"/>
-          <w:color w:val="19416C"/>
-          <w:sz w:val="21"/>
-          <w:szCs w:val="21"/>
-        </w:rPr>
-        <w:t xml:space="preserve">The simulators generate realistic volumes: ~1 message/5 seconds for IoT, continuous CDC for PostgreSQL</w:t>
-      </w:r>
-    </w:p>
-    <w:p>
-      <w:pPr>
-        <w:pStyle w:val="ListParagraph"/>
-        <w:numPr>
-          <w:ilvl w:val="0"/>
-          <w:numId w:val="1"/>
-        </w:numPr>
-        <w:spacing w:after="120"/>
-        <w:jc w:val="left"/>
-      </w:pPr>
-      <w:r>
-        <w:rPr>
-          <w:rFonts w:ascii="Inter" w:cs="Inter" w:eastAsia="Inter" w:hAnsi="Inter"/>
-          <w:b w:val="false"/>
-          <w:bCs w:val="false"/>
-          <w:i w:val="false"/>
-          <w:iCs w:val="false"/>
-          <w:color w:val="19416C"/>
-          <w:sz w:val="21"/>
-          <w:szCs w:val="21"/>
-        </w:rPr>
-        <w:t xml:space="preserve">All three sources need to come together to answer even simple questions like 'Where is my order?'</w:t>
-      </w:r>
-    </w:p>
-    <w:p>
-      <w:pPr>
-        <w:spacing w:after="120" w:before="280"/>
-      </w:pPr>
-      <w:r>
-        <w:rPr>
-          <w:rFonts w:ascii="Inter" w:cs="Inter" w:eastAsia="Inter" w:hAnsi="Inter"/>
-          <w:b/>
-          <w:bCs/>
-          <w:color w:val="006580"/>
-          <w:sz w:val="26"/>
-          <w:szCs w:val="26"/>
-        </w:rPr>
-        <w:t xml:space="preserve">Troubleshooting</w:t>
-      </w:r>
-    </w:p>
     <w:tbl>
       <w:tblPr>
         <w:tblW w:type="pct" w:w="100%"/>
@@ -2334,6 +2296,283 @@
       </w:tblPr>
       <w:tblGrid>
         <w:gridCol w:w="100"/>
+      </w:tblGrid>
+      <w:tr>
+        <w:tc>
+          <w:tcPr>
+            <w:tcW w:type="pct" w:w="100%"/>
+            <w:tcBorders>
+              <w:top w:val="single" w:color="009845" w:sz="1"/>
+              <w:left w:val="single" w:color="009845" w:sz="6"/>
+              <w:bottom w:val="single" w:color="009845" w:sz="1"/>
+              <w:right w:val="none"/>
+            </w:tcBorders>
+            <w:shd w:color="E0F5EA" w:val="solid"/>
+            <w:tcMar>
+              <w:top w:type="dxa" w:w="40"/>
+              <w:left w:type="dxa" w:w="120"/>
+              <w:bottom w:type="dxa" w:w="40"/>
+              <w:right w:type="dxa" w:w="120"/>
+            </w:tcMar>
+          </w:tcPr>
+          <w:p>
+            <w:pPr>
+              <w:spacing w:after="30"/>
+            </w:pPr>
+            <w:r>
+              <w:rPr>
+                <w:rFonts w:ascii="Inter" w:cs="Inter" w:eastAsia="Inter" w:hAnsi="Inter"/>
+                <w:b/>
+                <w:bCs/>
+                <w:color w:val="009845"/>
+                <w:sz w:val="16"/>
+                <w:szCs w:val="16"/>
+              </w:rPr>
+              <w:t xml:space="preserve">TELL (after showing)</w:t>
+            </w:r>
+          </w:p>
+          <w:p>
+            <w:pPr>
+              <w:spacing w:after="0"/>
+            </w:pPr>
+            <w:r>
+              <w:rPr>
+                <w:rFonts w:ascii="Inter" w:cs="Inter" w:eastAsia="Inter" w:hAnsi="Inter"/>
+                <w:i/>
+                <w:iCs/>
+                <w:color w:val="54565A"/>
+                <w:sz w:val="18"/>
+                <w:szCs w:val="18"/>
+              </w:rPr>
+              <w:t xml:space="preserve">So what you just saw are three real data sources — a warehouse database, IoT cold-chain sensors, and a CRM — all generating data with real-world quality problems baked in. This is not sanitized demo data. This is how supply chain data actually looks.</w:t>
+            </w:r>
+          </w:p>
+        </w:tc>
+      </w:tr>
+    </w:tbl>
+    <w:p>
+      <w:pPr>
+        <w:spacing w:after="80" w:before="80"/>
+      </w:pPr>
+      <w:r>
+        <w:rPr>
+          <w:rFonts w:ascii="Inter" w:cs="Inter" w:eastAsia="Inter" w:hAnsi="Inter"/>
+          <w:b/>
+          <w:bCs/>
+          <w:color w:val="10CFC9"/>
+          <w:sz w:val="20"/>
+          <w:szCs w:val="20"/>
+        </w:rPr>
+        <w:t xml:space="preserve">Ask the audience: </w:t>
+      </w:r>
+      <w:r>
+        <w:rPr>
+          <w:rFonts w:ascii="Inter" w:cs="Inter" w:eastAsia="Inter" w:hAnsi="Inter"/>
+          <w:i/>
+          <w:iCs/>
+          <w:color w:val="54565A"/>
+          <w:sz w:val="20"/>
+          <w:szCs w:val="20"/>
+        </w:rPr>
+        <w:t xml:space="preserve">"Does this feel familiar? How many disconnected data sources does your team deal with today?"</w:t>
+      </w:r>
+    </w:p>
+    <w:p>
+      <w:pPr>
+        <w:spacing w:after="100" w:before="60"/>
+      </w:pPr>
+      <w:r>
+        <w:rPr>
+          <w:rFonts w:ascii="Inter" w:cs="Inter" w:eastAsia="Inter" w:hAnsi="Inter"/>
+          <w:color w:val="54565A"/>
+          <w:sz w:val="20"/>
+          <w:szCs w:val="20"/>
+        </w:rPr>
+        <w:t xml:space="preserve">Ingest data from three independent systems in real-time</w:t>
+      </w:r>
+      <w:r>
+        <w:rPr>
+          <w:rFonts w:ascii="Inter" w:cs="Inter" w:eastAsia="Inter" w:hAnsi="Inter"/>
+          <w:b/>
+          <w:bCs/>
+          <w:color w:val="009845"/>
+          <w:sz w:val="20"/>
+          <w:szCs w:val="20"/>
+        </w:rPr>
+        <w:t xml:space="preserve">  →  so you can  </w:t>
+      </w:r>
+      <w:r>
+        <w:rPr>
+          <w:rFonts w:ascii="Inter" w:cs="Inter" w:eastAsia="Inter" w:hAnsi="Inter"/>
+          <w:color w:val="54565A"/>
+          <w:sz w:val="20"/>
+          <w:szCs w:val="20"/>
+        </w:rPr>
+        <w:t xml:space="preserve">see the complete supply chain picture in one place</w:t>
+      </w:r>
+      <w:r>
+        <w:rPr>
+          <w:rFonts w:ascii="Inter" w:cs="Inter" w:eastAsia="Inter" w:hAnsi="Inter"/>
+          <w:b/>
+          <w:bCs/>
+          <w:color w:val="009845"/>
+          <w:sz w:val="20"/>
+          <w:szCs w:val="20"/>
+        </w:rPr>
+        <w:t xml:space="preserve">  →  so you can  </w:t>
+      </w:r>
+      <w:r>
+        <w:rPr>
+          <w:rFonts w:ascii="Inter" w:cs="Inter" w:eastAsia="Inter" w:hAnsi="Inter"/>
+          <w:color w:val="54565A"/>
+          <w:sz w:val="20"/>
+          <w:szCs w:val="20"/>
+        </w:rPr>
+        <w:t xml:space="preserve">catch problems like phantom inventory before they cost $48M</w:t>
+      </w:r>
+    </w:p>
+    <w:p>
+      <w:pPr>
+        <w:spacing w:after="120" w:before="280"/>
+      </w:pPr>
+      <w:r>
+        <w:rPr>
+          <w:rFonts w:ascii="Inter" w:cs="Inter" w:eastAsia="Inter" w:hAnsi="Inter"/>
+          <w:b/>
+          <w:bCs/>
+          <w:color w:val="006580"/>
+          <w:sz w:val="26"/>
+          <w:szCs w:val="26"/>
+        </w:rPr>
+        <w:t xml:space="preserve">Talking Points</w:t>
+      </w:r>
+    </w:p>
+    <w:p>
+      <w:pPr>
+        <w:pStyle w:val="ListParagraph"/>
+        <w:numPr>
+          <w:ilvl w:val="0"/>
+          <w:numId w:val="1"/>
+        </w:numPr>
+        <w:spacing w:after="120"/>
+        <w:jc w:val="left"/>
+      </w:pPr>
+      <w:r>
+        <w:rPr>
+          <w:rFonts w:ascii="Inter" w:cs="Inter" w:eastAsia="Inter" w:hAnsi="Inter"/>
+          <w:b w:val="false"/>
+          <w:bCs w:val="false"/>
+          <w:i w:val="false"/>
+          <w:iCs w:val="false"/>
+          <w:color w:val="19416C"/>
+          <w:sz w:val="21"/>
+          <w:szCs w:val="21"/>
+        </w:rPr>
+        <w:t xml:space="preserve">Three completely independent data systems — this is reality for every enterprise, not a contrived demo</w:t>
+      </w:r>
+    </w:p>
+    <w:p>
+      <w:pPr>
+        <w:pStyle w:val="ListParagraph"/>
+        <w:numPr>
+          <w:ilvl w:val="0"/>
+          <w:numId w:val="1"/>
+        </w:numPr>
+        <w:spacing w:after="120"/>
+        <w:jc w:val="left"/>
+      </w:pPr>
+      <w:r>
+        <w:rPr>
+          <w:rFonts w:ascii="Inter" w:cs="Inter" w:eastAsia="Inter" w:hAnsi="Inter"/>
+          <w:b w:val="false"/>
+          <w:bCs w:val="false"/>
+          <w:i w:val="false"/>
+          <w:iCs w:val="false"/>
+          <w:color w:val="19416C"/>
+          <w:sz w:val="21"/>
+          <w:szCs w:val="21"/>
+        </w:rPr>
+        <w:t xml:space="preserve">Each source has its own data quality problems baked in — we didn't clean the data before loading it</w:t>
+      </w:r>
+    </w:p>
+    <w:p>
+      <w:pPr>
+        <w:pStyle w:val="ListParagraph"/>
+        <w:numPr>
+          <w:ilvl w:val="0"/>
+          <w:numId w:val="1"/>
+        </w:numPr>
+        <w:spacing w:after="120"/>
+        <w:jc w:val="left"/>
+      </w:pPr>
+      <w:r>
+        <w:rPr>
+          <w:rFonts w:ascii="Inter" w:cs="Inter" w:eastAsia="Inter" w:hAnsi="Inter"/>
+          <w:b w:val="false"/>
+          <w:bCs w:val="false"/>
+          <w:i w:val="false"/>
+          <w:iCs w:val="false"/>
+          <w:color w:val="19416C"/>
+          <w:sz w:val="21"/>
+          <w:szCs w:val="21"/>
+        </w:rPr>
+        <w:t xml:space="preserve">The simulators generate realistic volumes: ~1 message/5 seconds for IoT, continuous CDC for PostgreSQL</w:t>
+      </w:r>
+    </w:p>
+    <w:p>
+      <w:pPr>
+        <w:pStyle w:val="ListParagraph"/>
+        <w:numPr>
+          <w:ilvl w:val="0"/>
+          <w:numId w:val="1"/>
+        </w:numPr>
+        <w:spacing w:after="120"/>
+        <w:jc w:val="left"/>
+      </w:pPr>
+      <w:r>
+        <w:rPr>
+          <w:rFonts w:ascii="Inter" w:cs="Inter" w:eastAsia="Inter" w:hAnsi="Inter"/>
+          <w:b w:val="false"/>
+          <w:bCs w:val="false"/>
+          <w:i w:val="false"/>
+          <w:iCs w:val="false"/>
+          <w:color w:val="19416C"/>
+          <w:sz w:val="21"/>
+          <w:szCs w:val="21"/>
+        </w:rPr>
+        <w:t xml:space="preserve">All three sources need to come together to answer even simple questions like 'Where is my order?'</w:t>
+      </w:r>
+    </w:p>
+    <w:p>
+      <w:pPr>
+        <w:spacing w:after="120" w:before="280"/>
+      </w:pPr>
+      <w:r>
+        <w:rPr>
+          <w:rFonts w:ascii="Inter" w:cs="Inter" w:eastAsia="Inter" w:hAnsi="Inter"/>
+          <w:b/>
+          <w:bCs/>
+          <w:color w:val="006580"/>
+          <w:sz w:val="26"/>
+          <w:szCs w:val="26"/>
+        </w:rPr>
+        <w:t xml:space="preserve">Troubleshooting</w:t>
+      </w:r>
+    </w:p>
+    <w:tbl>
+      <w:tblPr>
+        <w:tblW w:type="pct" w:w="100%"/>
+        <w:tblBorders>
+          <w:top w:val="single" w:color="auto" w:sz="4"/>
+          <w:left w:val="single" w:color="auto" w:sz="4"/>
+          <w:bottom w:val="single" w:color="auto" w:sz="4"/>
+          <w:right w:val="single" w:color="auto" w:sz="4"/>
+          <w:insideH w:val="single" w:color="auto" w:sz="4"/>
+          <w:insideV w:val="single" w:color="auto" w:sz="4"/>
+        </w:tblBorders>
+      </w:tblPr>
+      <w:tblGrid>
+        <w:gridCol w:w="100"/>
         <w:gridCol w:w="100"/>
         <w:gridCol w:w="100"/>
       </w:tblGrid>
@@ -2672,7 +2911,7 @@
                 <w:sz w:val="19"/>
                 <w:szCs w:val="19"/>
               </w:rPr>
-              <w:t xml:space="preserve">Salesforce auth error</w:t>
+              <w:t xml:space="preserve">CRM connection refused</w:t>
             </w:r>
           </w:p>
         </w:tc>
@@ -2696,7 +2935,7 @@
                 <w:sz w:val="19"/>
                 <w:szCs w:val="19"/>
               </w:rPr>
-              <w:t xml:space="preserve">Expired security token</w:t>
+              <w:t xml:space="preserve">MySQL container still starting</w:t>
             </w:r>
           </w:p>
         </w:tc>
@@ -2720,7 +2959,7 @@
                 <w:sz w:val="19"/>
                 <w:szCs w:val="19"/>
               </w:rPr>
-              <w:t xml:space="preserve">Settings &gt; Reset My Security Token in Salesforce</w:t>
+              <w:t xml:space="preserve">Wait for the healthcheck: podman ps shows mcg-mysql (healthy)</w:t>
             </w:r>
           </w:p>
         </w:tc>
